--- a/data/outputs/v2/Physics/SS3.2_Current_Electricity/Physics_Current_Electricity_FinalExplanation.docx
+++ b/data/outputs/v2/Physics/SS3.2_Current_Electricity/Physics_Current_Electricity_FinalExplanation.docx
@@ -38,6 +38,177 @@
           <w:szCs w:val="22"/>
         </w:rPr>
         <w:t xml:space="preserve">Student Assessment Document</w:t>
+      </w:r>
+    </w:p>
+    <w:p>
+      <w:pPr>
+        <w:spacing w:after="80" w:before="120"/>
+      </w:pPr>
+      <w:r>
+        <w:rPr>
+          <w:rFonts w:ascii="Arial" w:cs="Arial" w:eastAsia="Arial" w:hAnsi="Arial"/>
+          <w:b/>
+          <w:bCs/>
+          <w:color w:val="1F3864"/>
+          <w:sz w:val="20"/>
+          <w:szCs w:val="20"/>
+        </w:rPr>
+        <w:t xml:space="preserve">ATTRIBUTION AND LICENSING</w:t>
+      </w:r>
+    </w:p>
+    <w:p>
+      <w:pPr>
+        <w:spacing w:after="60" w:before="0"/>
+      </w:pPr>
+      <w:r>
+        <w:rPr>
+          <w:rFonts w:ascii="Arial" w:cs="Arial" w:eastAsia="Arial" w:hAnsi="Arial"/>
+          <w:b/>
+          <w:bCs/>
+          <w:sz w:val="17"/>
+          <w:szCs w:val="17"/>
+        </w:rPr>
+        <w:t xml:space="preserve">Curriculum Alignment: </w:t>
+      </w:r>
+      <w:r>
+        <w:rPr>
+          <w:rFonts w:ascii="Arial" w:cs="Arial" w:eastAsia="Arial" w:hAnsi="Arial"/>
+          <w:sz w:val="17"/>
+          <w:szCs w:val="17"/>
+        </w:rPr>
+        <w:t xml:space="preserve">Structured in pedagogical alignment with the competence-based curriculum format and learning outcomes established by the Kenya Institute of Curriculum Development (KICD). This material is independently developed and is not officially endorsed or published by KICD.</w:t>
+      </w:r>
+    </w:p>
+    <w:p>
+      <w:pPr>
+        <w:spacing w:after="60" w:before="0"/>
+      </w:pPr>
+      <w:r>
+        <w:rPr>
+          <w:rFonts w:ascii="Arial" w:cs="Arial" w:eastAsia="Arial" w:hAnsi="Arial"/>
+          <w:b/>
+          <w:bCs/>
+          <w:sz w:val="17"/>
+          <w:szCs w:val="17"/>
+        </w:rPr>
+        <w:t xml:space="preserve">Content &amp; Pedagogy: </w:t>
+      </w:r>
+      <w:r>
+        <w:rPr>
+          <w:rFonts w:ascii="Arial" w:cs="Arial" w:eastAsia="Arial" w:hAnsi="Arial"/>
+          <w:sz w:val="17"/>
+          <w:szCs w:val="17"/>
+        </w:rPr>
+        <w:t xml:space="preserve">Developed and adapted by the educator team at SeaVuria (registered 501(c)(3) in the United States and registered NGO in Kenya, No. 872-850A-BF11), who designed the pedagogical framework, lesson templates and exemplar lessons on which this material is based.</w:t>
+      </w:r>
+    </w:p>
+    <w:p>
+      <w:pPr>
+        <w:spacing w:after="60" w:before="0"/>
+      </w:pPr>
+      <w:r>
+        <w:rPr>
+          <w:rFonts w:ascii="Arial" w:cs="Arial" w:eastAsia="Arial" w:hAnsi="Arial"/>
+          <w:b/>
+          <w:bCs/>
+          <w:sz w:val="17"/>
+          <w:szCs w:val="17"/>
+        </w:rPr>
+        <w:t xml:space="preserve">Production &amp; Layout: </w:t>
+      </w:r>
+      <w:r>
+        <w:rPr>
+          <w:rFonts w:ascii="Arial" w:cs="Arial" w:eastAsia="Arial" w:hAnsi="Arial"/>
+          <w:sz w:val="17"/>
+          <w:szCs w:val="17"/>
+        </w:rPr>
+        <w:t xml:space="preserve">Educational design and curriculum sequencing by SeaVuria. Technical layout, structural formatting, and digital optimization/implementation executed in partnership with ARES Education (registered 501(c)(3) in the United States and Canada (as Afretech Aid) and registered NGO in Kenya), with lesson drafting and compilation assisted by AI (Claude, Anthropic).</w:t>
+      </w:r>
+    </w:p>
+    <w:p>
+      <w:pPr>
+        <w:pBdr>
+          <w:bottom w:val="single" w:color="1F3864" w:sz="6" w:space="6"/>
+        </w:pBdr>
+        <w:spacing w:after="60" w:before="0"/>
+      </w:pPr>
+      <w:r>
+        <w:rPr>
+          <w:rFonts w:ascii="Arial" w:cs="Arial" w:eastAsia="Arial" w:hAnsi="Arial"/>
+          <w:b/>
+          <w:bCs/>
+          <w:sz w:val="17"/>
+          <w:szCs w:val="17"/>
+        </w:rPr>
+        <w:t xml:space="preserve">Licensing &amp; Copyright: </w:t>
+      </w:r>
+      <w:r>
+        <w:rPr>
+          <w:rFonts w:ascii="Arial" w:cs="Arial" w:eastAsia="Arial" w:hAnsi="Arial"/>
+          <w:sz w:val="17"/>
+          <w:szCs w:val="17"/>
+        </w:rPr>
+        <w:t xml:space="preserve">© 2026 SeaVuria and ARES. This work is licensed under a </w:t>
+      </w:r>
+      <w:hyperlink w:history="1" r:id="rIdhusvergrxqkom08osshhu">
+        <w:r>
+          <w:rPr>
+            <w:rFonts w:ascii="Arial" w:cs="Arial" w:eastAsia="Arial" w:hAnsi="Arial"/>
+            <w:color w:val="1F6B75"/>
+            <w:sz w:val="17"/>
+            <w:szCs w:val="17"/>
+            <w:u w:val="single" w:color="1F6B75"/>
+          </w:rPr>
+          <w:t xml:space="preserve">Creative Commons Attribution-NonCommercial 4.0 International License</w:t>
+        </w:r>
+      </w:hyperlink>
+      <w:r>
+        <w:rPr>
+          <w:rFonts w:ascii="Arial" w:cs="Arial" w:eastAsia="Arial" w:hAnsi="Arial"/>
+          <w:sz w:val="17"/>
+          <w:szCs w:val="17"/>
+        </w:rPr>
+        <w:t xml:space="preserve"> (</w:t>
+      </w:r>
+      <w:hyperlink w:history="1" r:id="rIdlicnoupxb6renn7fl68dm">
+        <w:r>
+          <w:rPr>
+            <w:rFonts w:ascii="Arial" w:cs="Arial" w:eastAsia="Arial" w:hAnsi="Arial"/>
+            <w:color w:val="1F6B75"/>
+            <w:sz w:val="17"/>
+            <w:szCs w:val="17"/>
+            <w:u w:val="single" w:color="1F6B75"/>
+          </w:rPr>
+          <w:t xml:space="preserve">CC BY-NC 4.0</w:t>
+        </w:r>
+      </w:hyperlink>
+      <w:r>
+        <w:rPr>
+          <w:rFonts w:ascii="Arial" w:cs="Arial" w:eastAsia="Arial" w:hAnsi="Arial"/>
+          <w:sz w:val="17"/>
+          <w:szCs w:val="17"/>
+        </w:rPr>
+        <w:t xml:space="preserve">). To view a copy of this license, visit </w:t>
+      </w:r>
+      <w:hyperlink w:history="1" r:id="rId3aeuuf_bqcxubu1lue9vv">
+        <w:r>
+          <w:rPr>
+            <w:rFonts w:ascii="Arial" w:cs="Arial" w:eastAsia="Arial" w:hAnsi="Arial"/>
+            <w:color w:val="1F6B75"/>
+            <w:sz w:val="17"/>
+            <w:szCs w:val="17"/>
+            <w:u w:val="single" w:color="1F6B75"/>
+          </w:rPr>
+          <w:t xml:space="preserve">https://creativecommons.org/licenses/by-nc/4.0/</w:t>
+        </w:r>
+      </w:hyperlink>
+      <w:r>
+        <w:rPr>
+          <w:rFonts w:ascii="Arial" w:cs="Arial" w:eastAsia="Arial" w:hAnsi="Arial"/>
+          <w:sz w:val="17"/>
+          <w:szCs w:val="17"/>
+        </w:rPr>
+        <w:t xml:space="preserve">. You are free to copy, redistribute, and adapt this material in any medium or format, provided appropriate credit is given and the material is not used for commercial purposes. KICD learning outcomes and curriculum designations reproduced here for alignment purposes remain the property of KICD and are not covered by this license. Linked external resources (e.g. CK-12, Khan Academy, PhET) are subject to their own licenses.</w:t>
       </w:r>
     </w:p>
     <w:p>

--- a/data/outputs/v2/Physics/SS3.2_Current_Electricity/Physics_Current_Electricity_FinalExplanation.docx
+++ b/data/outputs/v2/Physics/SS3.2_Current_Electricity/Physics_Current_Electricity_FinalExplanation.docx
@@ -95,7 +95,7 @@
                 <w:sz w:val="22"/>
                 <w:szCs w:val="22"/>
               </w:rPr>
-              <w:t xml:space="preserve">FINAL EXPLANATION: PHYSICS GRADE 10 — SUB-STRAND 3.2: CURRENT ELECTRICITY</w:t>
+              <w:t xml:space="preserve">FINAL EXPLANATION: PHYSICS GRADE 10: 3.2 CURRENT ELECTRICITY – FINAL EXPLANATION</w:t>
             </w:r>
           </w:p>
         </w:tc>
@@ -422,197 +422,7 @@
                 <w:sz w:val="18"/>
                 <w:szCs w:val="18"/>
               </w:rPr>
-              <w:t xml:space="preserve">FINAL EXPLANATION TASK — "The Flickering Lights of Huruma Estate"</w:t>
-            </w:r>
-          </w:p>
-          <w:p>
-            <w:pPr>
-              <w:spacing w:after="40" w:before="0"/>
-              <w:jc w:val="left"/>
-            </w:pPr>
-            <w:r>
-              <w:rPr>
-                <w:rFonts w:ascii="Arial" w:cs="Arial" w:eastAsia="Arial" w:hAnsi="Arial"/>
-                <w:b w:val="false"/>
-                <w:bCs w:val="false"/>
-                <w:i w:val="false"/>
-                <w:iCs w:val="false"/>
-                <w:color w:val="000000"/>
-                <w:sz w:val="18"/>
-                <w:szCs w:val="18"/>
-              </w:rPr>
-              <w:t xml:space="preserve"/>
-            </w:r>
-          </w:p>
-          <w:p>
-            <w:pPr>
-              <w:spacing w:after="40" w:before="0"/>
-              <w:jc w:val="left"/>
-            </w:pPr>
-            <w:r>
-              <w:rPr>
-                <w:rFonts w:ascii="Arial" w:cs="Arial" w:eastAsia="Arial" w:hAnsi="Arial"/>
-                <w:b w:val="false"/>
-                <w:bCs w:val="false"/>
-                <w:i w:val="false"/>
-                <w:iCs w:val="false"/>
-                <w:color w:val="000000"/>
-                <w:sz w:val="18"/>
-                <w:szCs w:val="18"/>
-              </w:rPr>
-              <w:t xml:space="preserve">Your goal in this Final Explanation is to answer the driving question using everything you have learned across all 12 lessons in this unit. Think back to the anchoring phenomenon: when power was restored after a Kenya Power blackout in Huruma Estate, the lights glowed dimly, the kettle heated slowly, and a bulb on a long thin extension cord was always dimmer than normal. You now have the scientific tools to fully explain WHY this happened — and to go further and design a solution.</w:t>
-            </w:r>
-          </w:p>
-          <w:p>
-            <w:pPr>
-              <w:spacing w:after="40" w:before="0"/>
-              <w:jc w:val="left"/>
-            </w:pPr>
-            <w:r>
-              <w:rPr>
-                <w:rFonts w:ascii="Arial" w:cs="Arial" w:eastAsia="Arial" w:hAnsi="Arial"/>
-                <w:b w:val="false"/>
-                <w:bCs w:val="false"/>
-                <w:i w:val="false"/>
-                <w:iCs w:val="false"/>
-                <w:color w:val="000000"/>
-                <w:sz w:val="18"/>
-                <w:szCs w:val="18"/>
-              </w:rPr>
-              <w:t xml:space="preserve"/>
-            </w:r>
-          </w:p>
-          <w:p>
-            <w:pPr>
-              <w:spacing w:after="40" w:before="0"/>
-              <w:jc w:val="left"/>
-            </w:pPr>
-            <w:r>
-              <w:rPr>
-                <w:rFonts w:ascii="Arial" w:cs="Arial" w:eastAsia="Arial" w:hAnsi="Arial"/>
-                <w:b w:val="false"/>
-                <w:bCs w:val="false"/>
-                <w:i w:val="false"/>
-                <w:iCs w:val="false"/>
-                <w:color w:val="000000"/>
-                <w:sz w:val="18"/>
-                <w:szCs w:val="18"/>
-              </w:rPr>
-              <w:t xml:space="preserve">Write your Final Explanation in full sentences and paragraphs. Use correct scientific vocabulary throughout. Support every claim you make with scientific reasoning and evidence from your investigations. Where asked, include a clearly labelled diagram or circuit model.</w:t>
-            </w:r>
-          </w:p>
-          <w:p>
-            <w:pPr>
-              <w:spacing w:after="40" w:before="0"/>
-              <w:jc w:val="left"/>
-            </w:pPr>
-            <w:r>
-              <w:rPr>
-                <w:rFonts w:ascii="Arial" w:cs="Arial" w:eastAsia="Arial" w:hAnsi="Arial"/>
-                <w:b w:val="false"/>
-                <w:bCs w:val="false"/>
-                <w:i w:val="false"/>
-                <w:iCs w:val="false"/>
-                <w:color w:val="000000"/>
-                <w:sz w:val="18"/>
-                <w:szCs w:val="18"/>
-              </w:rPr>
-              <w:t xml:space="preserve"/>
-            </w:r>
-          </w:p>
-          <w:p>
-            <w:pPr>
-              <w:spacing w:after="40" w:before="0"/>
-              <w:jc w:val="left"/>
-            </w:pPr>
-            <w:r>
-              <w:rPr>
-                <w:rFonts w:ascii="Arial" w:cs="Arial" w:eastAsia="Arial" w:hAnsi="Arial"/>
-                <w:b w:val="false"/>
-                <w:bCs w:val="false"/>
-                <w:i w:val="false"/>
-                <w:iCs w:val="false"/>
-                <w:color w:val="000000"/>
-                <w:sz w:val="18"/>
-                <w:szCs w:val="18"/>
-              </w:rPr>
-              <w:t xml:space="preserve">Your response must address ALL FIVE sections below. Each section builds on the previous one — together, they form your complete answer to the driving question:</w:t>
-            </w:r>
-          </w:p>
-          <w:p>
-            <w:pPr>
-              <w:spacing w:after="40" w:before="0"/>
-              <w:jc w:val="left"/>
-            </w:pPr>
-            <w:r>
-              <w:rPr>
-                <w:rFonts w:ascii="Arial" w:cs="Arial" w:eastAsia="Arial" w:hAnsi="Arial"/>
-                <w:b w:val="false"/>
-                <w:bCs w:val="false"/>
-                <w:i w:val="false"/>
-                <w:iCs w:val="false"/>
-                <w:color w:val="000000"/>
-                <w:sz w:val="18"/>
-                <w:szCs w:val="18"/>
-              </w:rPr>
-              <w:t xml:space="preserve"/>
-            </w:r>
-          </w:p>
-          <w:p>
-            <w:pPr>
-              <w:spacing w:after="40" w:before="0"/>
-              <w:jc w:val="left"/>
-            </w:pPr>
-            <w:r>
-              <w:rPr>
-                <w:rFonts w:ascii="Arial" w:cs="Arial" w:eastAsia="Arial" w:hAnsi="Arial"/>
-                <w:b w:val="false"/>
-                <w:bCs w:val="false"/>
-                <w:i w:val="false"/>
-                <w:iCs w:val="false"/>
-                <w:color w:val="000000"/>
-                <w:sz w:val="18"/>
-                <w:szCs w:val="18"/>
-              </w:rPr>
-              <w:t xml:space="preserve">"Why do electrical devices in our homes sometimes receive less energy than expected, and how can we design circuits to deliver the right amount of electrical energy safely and efficiently?"</w:t>
-            </w:r>
-          </w:p>
-          <w:p>
-            <w:pPr>
-              <w:spacing w:after="40" w:before="0"/>
-              <w:jc w:val="left"/>
-            </w:pPr>
-            <w:r>
-              <w:rPr>
-                <w:rFonts w:ascii="Arial" w:cs="Arial" w:eastAsia="Arial" w:hAnsi="Arial"/>
-                <w:b w:val="false"/>
-                <w:bCs w:val="false"/>
-                <w:i w:val="false"/>
-                <w:iCs w:val="false"/>
-                <w:color w:val="000000"/>
-                <w:sz w:val="18"/>
-                <w:szCs w:val="18"/>
-              </w:rPr>
-              <w:t xml:space="preserve"/>
-            </w:r>
-          </w:p>
-          <w:p>
-            <w:pPr>
-              <w:spacing w:after="40" w:before="0"/>
-              <w:jc w:val="left"/>
-            </w:pPr>
-            <w:r>
-              <w:rPr>
-                <w:rFonts w:ascii="Arial" w:cs="Arial" w:eastAsia="Arial" w:hAnsi="Arial"/>
-                <w:b w:val="false"/>
-                <w:bCs w:val="false"/>
-                <w:i w:val="false"/>
-                <w:iCs w:val="false"/>
-                <w:color w:val="000000"/>
-                <w:sz w:val="18"/>
-                <w:szCs w:val="18"/>
-              </w:rPr>
-              <w:t xml:space="preserve">Read each section prompt carefully before you begin. Use the exemplar responses as a guide to the level of detail and reasoning expected.</w:t>
+              <w:t xml:space="preserve">This is your Final Explanation for the Huruma Estate phenomenon. Use what you learned in Lessons 1 to 12 to answer every section in the space under each prompt. For each answer, state a claim, give evidence from our investigations, and explain your reasoning using ideas such as Ohm's Law, EMF, internal resistance, series and parallel rules, power and energy. Include units in every calculation and show your working. Write in full sentences.</w:t>
             </w:r>
           </w:p>
         </w:tc>
@@ -640,14 +450,12 @@
         <w:tblLayout w:type="fixed"/>
       </w:tblPr>
       <w:tblGrid>
-        <w:gridCol w:w="3000"/>
-        <w:gridCol w:w="10680"/>
+        <w:gridCol w:w="13680"/>
       </w:tblGrid>
       <w:tr>
         <w:tc>
           <w:tcPr>
             <w:tcW w:type="dxa" w:w="13680"/>
-            <w:gridSpan w:val="2"/>
             <w:shd w:fill="1F3864" w:color="auto" w:val="clear"/>
             <w:tcMar>
               <w:top w:type="dxa" w:w="60"/>
@@ -673,7 +481,7 @@
                 <w:sz w:val="22"/>
                 <w:szCs w:val="22"/>
               </w:rPr>
-              <w:t xml:space="preserve">Section 1 — Voltage, Current, and Resistance: Building Your Model</w:t>
+              <w:t xml:space="preserve">Section 1: Dim lights and a slow kettle after the blackout</w:t>
             </w:r>
           </w:p>
         </w:tc>
@@ -681,7 +489,7 @@
       <w:tr>
         <w:tc>
           <w:tcPr>
-            <w:tcW w:type="dxa" w:w="3000"/>
+            <w:tcW w:type="dxa" w:w="13680"/>
             <w:shd w:fill="D9EEF1" w:color="auto" w:val="clear"/>
             <w:tcMar>
               <w:top w:type="dxa" w:w="60"/>
@@ -707,93 +515,18 @@
                 <w:sz w:val="18"/>
                 <w:szCs w:val="18"/>
               </w:rPr>
-              <w:t xml:space="preserve">Explain the relationship between voltage (V), current (I), and resistance (R) in an electric circuit. In your answer:</w:t>
-            </w:r>
-          </w:p>
-          <w:p>
-            <w:pPr>
-              <w:spacing w:after="30" w:before="0"/>
-              <w:ind w:left="360" w:hanging="180"/>
-              <w:jc w:val="left"/>
-            </w:pPr>
-            <w:r>
-              <w:rPr>
-                <w:rFonts w:ascii="Arial" w:cs="Arial" w:eastAsia="Arial" w:hAnsi="Arial"/>
-                <w:b/>
-                <w:bCs/>
-                <w:i w:val="false"/>
-                <w:iCs w:val="false"/>
-                <w:color w:val="000000"/>
-                <w:sz w:val="18"/>
-                <w:szCs w:val="18"/>
-              </w:rPr>
-              <w:t xml:space="preserve">–  State Ohm's Law in words and as an equation.</w:t>
-            </w:r>
-          </w:p>
-          <w:p>
-            <w:pPr>
-              <w:spacing w:after="30" w:before="0"/>
-              <w:ind w:left="360" w:hanging="180"/>
-              <w:jc w:val="left"/>
-            </w:pPr>
-            <w:r>
-              <w:rPr>
-                <w:rFonts w:ascii="Arial" w:cs="Arial" w:eastAsia="Arial" w:hAnsi="Arial"/>
-                <w:b/>
-                <w:bCs/>
-                <w:i w:val="false"/>
-                <w:iCs w:val="false"/>
-                <w:color w:val="000000"/>
-                <w:sz w:val="18"/>
-                <w:szCs w:val="18"/>
-              </w:rPr>
-              <w:t xml:space="preserve">–  Define each quantity in your own words, including its SI unit.</w:t>
-            </w:r>
-          </w:p>
-          <w:p>
-            <w:pPr>
-              <w:spacing w:after="30" w:before="0"/>
-              <w:ind w:left="360" w:hanging="180"/>
-              <w:jc w:val="left"/>
-            </w:pPr>
-            <w:r>
-              <w:rPr>
-                <w:rFonts w:ascii="Arial" w:cs="Arial" w:eastAsia="Arial" w:hAnsi="Arial"/>
-                <w:b/>
-                <w:bCs/>
-                <w:i w:val="false"/>
-                <w:iCs w:val="false"/>
-                <w:color w:val="000000"/>
-                <w:sz w:val="18"/>
-                <w:szCs w:val="18"/>
-              </w:rPr>
-              <w:t xml:space="preserve">–  Use the Huruma Estate phenomenon as your context: explain what was happening to the voltage, current, and resistance in the circuit when the lights first came back on dimly after the blackout.</w:t>
-            </w:r>
-          </w:p>
-          <w:p>
-            <w:pPr>
-              <w:spacing w:after="30" w:before="0"/>
-              <w:ind w:left="360" w:hanging="180"/>
-              <w:jc w:val="left"/>
-            </w:pPr>
-            <w:r>
-              <w:rPr>
-                <w:rFonts w:ascii="Arial" w:cs="Arial" w:eastAsia="Arial" w:hAnsi="Arial"/>
-                <w:b/>
-                <w:bCs/>
-                <w:i w:val="false"/>
-                <w:iCs w:val="false"/>
-                <w:color w:val="000000"/>
-                <w:sz w:val="18"/>
-                <w:szCs w:val="18"/>
-              </w:rPr>
-              <w:t xml:space="preserve">–  Use at least ONE numerical example with a calculation to support your explanation.</w:t>
-            </w:r>
-          </w:p>
-        </w:tc>
-        <w:tc>
-          <w:tcPr>
-            <w:tcW w:type="dxa" w:w="10680"/>
+              <w:t xml:space="preserve">After a Kenya Power blackout in Huruma Estate, Nairobi, the lights glowed dimly and the kettle took longer to boil when electricity was first restored. A few minutes later everything worked normally. Explain what happened. In your answer: (a) say what you measure with a voltmeter on the supply terminals when current is flowing compared with when no current flows; (b) use the idea of internal resistance and the equation for terminal voltage; (c) link the change in voltage to the power delivered to the bulbs and kettle using P = V²/R.</w:t>
+            </w:r>
+          </w:p>
+        </w:tc>
+      </w:tr>
+      <w:tr>
+        <w:trPr>
+          <w:trHeight w:val="4200" w:hRule="atLeast"/>
+        </w:trPr>
+        <w:tc>
+          <w:tcPr>
+            <w:tcW w:type="dxa" w:w="13680"/>
             <w:shd w:fill="FFFFFF" w:color="auto" w:val="clear"/>
             <w:tcMar>
               <w:top w:type="dxa" w:w="60"/>
@@ -813,89 +546,13 @@
                 <w:rFonts w:ascii="Arial" w:cs="Arial" w:eastAsia="Arial" w:hAnsi="Arial"/>
                 <w:b w:val="false"/>
                 <w:bCs w:val="false"/>
-                <w:i w:val="false"/>
-                <w:iCs w:val="false"/>
-                <w:color w:val="000000"/>
-                <w:sz w:val="18"/>
-                <w:szCs w:val="18"/>
-              </w:rPr>
-              <w:t xml:space="preserve">Ohm's Law states that the current flowing through a conductor is directly proportional to the voltage across it, provided temperature and other physical conditions remain constant. We write this as V = IR, where V is voltage measured in volts (V), I is current measured in amperes (A), and R is resistance measured in ohms (Ω).</w:t>
-            </w:r>
-          </w:p>
-          <w:p>
-            <w:pPr>
-              <w:spacing w:after="40" w:before="0"/>
-              <w:jc w:val="left"/>
-            </w:pPr>
-            <w:r>
-              <w:rPr>
-                <w:rFonts w:ascii="Arial" w:cs="Arial" w:eastAsia="Arial" w:hAnsi="Arial"/>
-                <w:b w:val="false"/>
-                <w:bCs w:val="false"/>
-                <w:i w:val="false"/>
-                <w:iCs w:val="false"/>
-                <w:color w:val="000000"/>
-                <w:sz w:val="18"/>
-                <w:szCs w:val="18"/>
-              </w:rPr>
-              <w:t xml:space="preserve"/>
-            </w:r>
-          </w:p>
-          <w:p>
-            <w:pPr>
-              <w:spacing w:after="40" w:before="0"/>
-              <w:jc w:val="left"/>
-            </w:pPr>
-            <w:r>
-              <w:rPr>
-                <w:rFonts w:ascii="Arial" w:cs="Arial" w:eastAsia="Arial" w:hAnsi="Arial"/>
-                <w:b w:val="false"/>
-                <w:bCs w:val="false"/>
-                <w:i w:val="false"/>
-                <w:iCs w:val="false"/>
-                <w:color w:val="000000"/>
-                <w:sz w:val="18"/>
-                <w:szCs w:val="18"/>
-              </w:rPr>
-              <w:t xml:space="preserve">Voltage is the electrical 'push' that drives charges around a circuit — think of it like the pressure that pushes water through a pipe. Current is the rate at which charge flows — the actual movement of electrons through the wire. Resistance is anything that opposes that flow, like a narrow section of pipe slowing down water.</w:t>
-            </w:r>
-          </w:p>
-          <w:p>
-            <w:pPr>
-              <w:spacing w:after="40" w:before="0"/>
-              <w:jc w:val="left"/>
-            </w:pPr>
-            <w:r>
-              <w:rPr>
-                <w:rFonts w:ascii="Arial" w:cs="Arial" w:eastAsia="Arial" w:hAnsi="Arial"/>
-                <w:b w:val="false"/>
-                <w:bCs w:val="false"/>
-                <w:i w:val="false"/>
-                <w:iCs w:val="false"/>
-                <w:color w:val="000000"/>
-                <w:sz w:val="18"/>
-                <w:szCs w:val="18"/>
-              </w:rPr>
-              <w:t xml:space="preserve"/>
-            </w:r>
-          </w:p>
-          <w:p>
-            <w:pPr>
-              <w:spacing w:after="40" w:before="0"/>
-              <w:jc w:val="left"/>
-            </w:pPr>
-            <w:r>
-              <w:rPr>
-                <w:rFonts w:ascii="Arial" w:cs="Arial" w:eastAsia="Arial" w:hAnsi="Arial"/>
-                <w:b w:val="false"/>
-                <w:bCs w:val="false"/>
-                <w:i w:val="false"/>
-                <w:iCs w:val="false"/>
-                <w:color w:val="000000"/>
-                <w:sz w:val="18"/>
-                <w:szCs w:val="18"/>
-              </w:rPr>
-              <w:t xml:space="preserve">When power was first restored in Huruma Estate, the supply voltage from Kenya Power was lower than the normal 240 V — this happens during the transition period as the grid re-stabilises. If we say the voltage dropped to 120 V, and the resistance of a bulb's filament is approximately 960 Ω at operating temperature, then by Ohm's Law: I = V ÷ R = 120 ÷ 960 = 0.125 A. At normal voltage, I = 240 ÷ 960 = 0.25 A. With only half the normal current flowing, the bulb received far less energy per second — which is exactly why it glowed dimly. The voltage, current, and resistance are always linked: if voltage drops and resistance stays roughly the same, current drops too, and the device behaves differently than expected.</w:t>
+                <w:i/>
+                <w:iCs/>
+                <w:color w:val="808080"/>
+                <w:sz w:val="18"/>
+                <w:szCs w:val="18"/>
+              </w:rPr>
+              <w:t xml:space="preserve">Write your answer here:</w:t>
             </w:r>
           </w:p>
         </w:tc>
@@ -923,14 +580,12 @@
         <w:tblLayout w:type="fixed"/>
       </w:tblPr>
       <w:tblGrid>
-        <w:gridCol w:w="3000"/>
-        <w:gridCol w:w="10680"/>
+        <w:gridCol w:w="13680"/>
       </w:tblGrid>
       <w:tr>
         <w:tc>
           <w:tcPr>
             <w:tcW w:type="dxa" w:w="13680"/>
-            <w:gridSpan w:val="2"/>
             <w:shd w:fill="1F3864" w:color="auto" w:val="clear"/>
             <w:tcMar>
               <w:top w:type="dxa" w:w="60"/>
@@ -956,7 +611,7 @@
                 <w:sz w:val="22"/>
                 <w:szCs w:val="22"/>
               </w:rPr>
-              <w:t xml:space="preserve">Section 2 — Resistance in Circuits: Series, Parallel, and the Extension Cord Problem</w:t>
+              <w:t xml:space="preserve">Section 2: The bulb on the long, thin extension cord</w:t>
             </w:r>
           </w:p>
         </w:tc>
@@ -964,7 +619,7 @@
       <w:tr>
         <w:tc>
           <w:tcPr>
-            <w:tcW w:type="dxa" w:w="3000"/>
+            <w:tcW w:type="dxa" w:w="13680"/>
             <w:shd w:fill="D9EEF1" w:color="auto" w:val="clear"/>
             <w:tcMar>
               <w:top w:type="dxa" w:w="60"/>
@@ -990,13 +645,12 @@
                 <w:sz w:val="18"/>
                 <w:szCs w:val="18"/>
               </w:rPr>
-              <w:t xml:space="preserve">Explain how resistance behaves differently in series and parallel circuits. Then use this knowledge to explain why the neighbour's bulb connected via a long, thin extension cord was ALWAYS dimmer — even after the mains voltage returned to normal 240 V.</w:t>
-            </w:r>
-          </w:p>
-          <w:p>
-            <w:pPr>
-              <w:spacing w:after="30" w:before="0"/>
-              <w:ind w:left="360" w:hanging="180"/>
+              <w:t xml:space="preserve">A neighbour in Huruma Estate has a bulb on a long, thin extension cord. It is always dimmer than a bulb plugged directly into the wall socket, even when power is fully restored. In the Huruma Extension Cord Circuit from Lesson 7, the data were:</w:t>
+            </w:r>
+          </w:p>
+          <w:p>
+            <w:pPr>
+              <w:spacing w:after="40" w:before="0"/>
               <w:jc w:val="left"/>
             </w:pPr>
             <w:r>
@@ -1010,13 +664,313 @@
                 <w:sz w:val="18"/>
                 <w:szCs w:val="18"/>
               </w:rPr>
-              <w:t xml:space="preserve">–  State and apply the rules for total resistance in series and parallel circuits.</w:t>
-            </w:r>
-          </w:p>
-          <w:p>
-            <w:pPr>
-              <w:spacing w:after="30" w:before="0"/>
-              <w:ind w:left="360" w:hanging="180"/>
+              <w:t xml:space="preserve"/>
+            </w:r>
+          </w:p>
+          <w:tbl>
+            <w:tblPr>
+              <w:tblW w:type="dxa" w:w="13320"/>
+              <w:tblBorders>
+                <w:top w:val="single" w:color="AAAAAA" w:sz="4"/>
+                <w:left w:val="single" w:color="AAAAAA" w:sz="4"/>
+                <w:bottom w:val="single" w:color="AAAAAA" w:sz="4"/>
+                <w:right w:val="single" w:color="AAAAAA" w:sz="4"/>
+                <w:insideH w:val="single" w:color="auto" w:sz="4"/>
+                <w:insideV w:val="single" w:color="auto" w:sz="4"/>
+              </w:tblBorders>
+              <w:tblLayout w:type="fixed"/>
+            </w:tblPr>
+            <w:tblGrid>
+              <w:gridCol w:w="6660"/>
+              <w:gridCol w:w="6660"/>
+            </w:tblGrid>
+            <w:tr>
+              <w:tc>
+                <w:tcPr>
+                  <w:tcW w:type="dxa" w:w="6660"/>
+                  <w:shd w:fill="D5E8F0" w:color="auto" w:val="clear"/>
+                  <w:tcMar>
+                    <w:top w:type="dxa" w:w="60"/>
+                    <w:left w:type="dxa" w:w="120"/>
+                    <w:bottom w:type="dxa" w:w="60"/>
+                    <w:right w:type="dxa" w:w="120"/>
+                  </w:tcMar>
+                  <w:vAlign w:val="top"/>
+                </w:tcPr>
+                <w:p>
+                  <w:pPr>
+                    <w:spacing w:after="40" w:before="0"/>
+                    <w:jc w:val="left"/>
+                  </w:pPr>
+                  <w:r>
+                    <w:rPr>
+                      <w:rFonts w:ascii="Arial" w:cs="Arial" w:eastAsia="Arial" w:hAnsi="Arial"/>
+                      <w:b/>
+                      <w:bCs/>
+                      <w:i w:val="false"/>
+                      <w:iCs w:val="false"/>
+                      <w:color w:val="000000"/>
+                      <w:sz w:val="18"/>
+                      <w:szCs w:val="18"/>
+                    </w:rPr>
+                    <w:t xml:space="preserve">Part of circuit</w:t>
+                  </w:r>
+                </w:p>
+              </w:tc>
+              <w:tc>
+                <w:tcPr>
+                  <w:tcW w:type="dxa" w:w="6660"/>
+                  <w:shd w:fill="D5E8F0" w:color="auto" w:val="clear"/>
+                  <w:tcMar>
+                    <w:top w:type="dxa" w:w="60"/>
+                    <w:left w:type="dxa" w:w="120"/>
+                    <w:bottom w:type="dxa" w:w="60"/>
+                    <w:right w:type="dxa" w:w="120"/>
+                  </w:tcMar>
+                  <w:vAlign w:val="top"/>
+                </w:tcPr>
+                <w:p>
+                  <w:pPr>
+                    <w:spacing w:after="40" w:before="0"/>
+                    <w:jc w:val="left"/>
+                  </w:pPr>
+                  <w:r>
+                    <w:rPr>
+                      <w:rFonts w:ascii="Arial" w:cs="Arial" w:eastAsia="Arial" w:hAnsi="Arial"/>
+                      <w:b/>
+                      <w:bCs/>
+                      <w:i w:val="false"/>
+                      <w:iCs w:val="false"/>
+                      <w:color w:val="000000"/>
+                      <w:sz w:val="18"/>
+                      <w:szCs w:val="18"/>
+                    </w:rPr>
+                    <w:t xml:space="preserve">Voltage (V)</w:t>
+                  </w:r>
+                </w:p>
+              </w:tc>
+            </w:tr>
+            <w:tr>
+              <w:tc>
+                <w:tcPr>
+                  <w:tcW w:type="dxa" w:w="6660"/>
+                  <w:shd w:fill="FFFFFF" w:color="auto" w:val="clear"/>
+                  <w:tcMar>
+                    <w:top w:type="dxa" w:w="60"/>
+                    <w:left w:type="dxa" w:w="120"/>
+                    <w:bottom w:type="dxa" w:w="60"/>
+                    <w:right w:type="dxa" w:w="120"/>
+                  </w:tcMar>
+                  <w:vAlign w:val="top"/>
+                </w:tcPr>
+                <w:p>
+                  <w:pPr>
+                    <w:spacing w:after="40" w:before="0"/>
+                    <w:jc w:val="left"/>
+                  </w:pPr>
+                  <w:r>
+                    <w:rPr>
+                      <w:rFonts w:ascii="Arial" w:cs="Arial" w:eastAsia="Arial" w:hAnsi="Arial"/>
+                      <w:b w:val="false"/>
+                      <w:bCs w:val="false"/>
+                      <w:i w:val="false"/>
+                      <w:iCs w:val="false"/>
+                      <w:color w:val="000000"/>
+                      <w:sz w:val="18"/>
+                      <w:szCs w:val="18"/>
+                    </w:rPr>
+                    <w:t xml:space="preserve">Supply</w:t>
+                  </w:r>
+                </w:p>
+              </w:tc>
+              <w:tc>
+                <w:tcPr>
+                  <w:tcW w:type="dxa" w:w="6660"/>
+                  <w:shd w:fill="FFFFFF" w:color="auto" w:val="clear"/>
+                  <w:tcMar>
+                    <w:top w:type="dxa" w:w="60"/>
+                    <w:left w:type="dxa" w:w="120"/>
+                    <w:bottom w:type="dxa" w:w="60"/>
+                    <w:right w:type="dxa" w:w="120"/>
+                  </w:tcMar>
+                  <w:vAlign w:val="top"/>
+                </w:tcPr>
+                <w:p>
+                  <w:pPr>
+                    <w:spacing w:after="40" w:before="0"/>
+                    <w:jc w:val="left"/>
+                  </w:pPr>
+                  <w:r>
+                    <w:rPr>
+                      <w:rFonts w:ascii="Arial" w:cs="Arial" w:eastAsia="Arial" w:hAnsi="Arial"/>
+                      <w:b w:val="false"/>
+                      <w:bCs w:val="false"/>
+                      <w:i w:val="false"/>
+                      <w:iCs w:val="false"/>
+                      <w:color w:val="000000"/>
+                      <w:sz w:val="18"/>
+                      <w:szCs w:val="18"/>
+                    </w:rPr>
+                    <w:t xml:space="preserve">240</w:t>
+                  </w:r>
+                </w:p>
+              </w:tc>
+            </w:tr>
+            <w:tr>
+              <w:tc>
+                <w:tcPr>
+                  <w:tcW w:type="dxa" w:w="6660"/>
+                  <w:shd w:fill="FFFFFF" w:color="auto" w:val="clear"/>
+                  <w:tcMar>
+                    <w:top w:type="dxa" w:w="60"/>
+                    <w:left w:type="dxa" w:w="120"/>
+                    <w:bottom w:type="dxa" w:w="60"/>
+                    <w:right w:type="dxa" w:w="120"/>
+                  </w:tcMar>
+                  <w:vAlign w:val="top"/>
+                </w:tcPr>
+                <w:p>
+                  <w:pPr>
+                    <w:spacing w:after="40" w:before="0"/>
+                    <w:jc w:val="left"/>
+                  </w:pPr>
+                  <w:r>
+                    <w:rPr>
+                      <w:rFonts w:ascii="Arial" w:cs="Arial" w:eastAsia="Arial" w:hAnsi="Arial"/>
+                      <w:b w:val="false"/>
+                      <w:bCs w:val="false"/>
+                      <w:i w:val="false"/>
+                      <w:iCs w:val="false"/>
+                      <w:color w:val="000000"/>
+                      <w:sz w:val="18"/>
+                      <w:szCs w:val="18"/>
+                    </w:rPr>
+                    <w:t xml:space="preserve">Across the 6 Ω extension cord</w:t>
+                  </w:r>
+                </w:p>
+              </w:tc>
+              <w:tc>
+                <w:tcPr>
+                  <w:tcW w:type="dxa" w:w="6660"/>
+                  <w:shd w:fill="FFFFFF" w:color="auto" w:val="clear"/>
+                  <w:tcMar>
+                    <w:top w:type="dxa" w:w="60"/>
+                    <w:left w:type="dxa" w:w="120"/>
+                    <w:bottom w:type="dxa" w:w="60"/>
+                    <w:right w:type="dxa" w:w="120"/>
+                  </w:tcMar>
+                  <w:vAlign w:val="top"/>
+                </w:tcPr>
+                <w:p>
+                  <w:pPr>
+                    <w:spacing w:after="40" w:before="0"/>
+                    <w:jc w:val="left"/>
+                  </w:pPr>
+                  <w:r>
+                    <w:rPr>
+                      <w:rFonts w:ascii="Arial" w:cs="Arial" w:eastAsia="Arial" w:hAnsi="Arial"/>
+                      <w:b w:val="false"/>
+                      <w:bCs w:val="false"/>
+                      <w:i w:val="false"/>
+                      <w:iCs w:val="false"/>
+                      <w:color w:val="000000"/>
+                      <w:sz w:val="18"/>
+                      <w:szCs w:val="18"/>
+                    </w:rPr>
+                    <w:t xml:space="preserve">31.3</w:t>
+                  </w:r>
+                </w:p>
+              </w:tc>
+            </w:tr>
+            <w:tr>
+              <w:tc>
+                <w:tcPr>
+                  <w:tcW w:type="dxa" w:w="6660"/>
+                  <w:shd w:fill="FFFFFF" w:color="auto" w:val="clear"/>
+                  <w:tcMar>
+                    <w:top w:type="dxa" w:w="60"/>
+                    <w:left w:type="dxa" w:w="120"/>
+                    <w:bottom w:type="dxa" w:w="60"/>
+                    <w:right w:type="dxa" w:w="120"/>
+                  </w:tcMar>
+                  <w:vAlign w:val="top"/>
+                </w:tcPr>
+                <w:p>
+                  <w:pPr>
+                    <w:spacing w:after="40" w:before="0"/>
+                    <w:jc w:val="left"/>
+                  </w:pPr>
+                  <w:r>
+                    <w:rPr>
+                      <w:rFonts w:ascii="Arial" w:cs="Arial" w:eastAsia="Arial" w:hAnsi="Arial"/>
+                      <w:b w:val="false"/>
+                      <w:bCs w:val="false"/>
+                      <w:i w:val="false"/>
+                      <w:iCs w:val="false"/>
+                      <w:color w:val="000000"/>
+                      <w:sz w:val="18"/>
+                      <w:szCs w:val="18"/>
+                    </w:rPr>
+                    <w:t xml:space="preserve">Across the parallel appliances (bulb in Socket A and charger in Socket B)</w:t>
+                  </w:r>
+                </w:p>
+              </w:tc>
+              <w:tc>
+                <w:tcPr>
+                  <w:tcW w:type="dxa" w:w="6660"/>
+                  <w:shd w:fill="FFFFFF" w:color="auto" w:val="clear"/>
+                  <w:tcMar>
+                    <w:top w:type="dxa" w:w="60"/>
+                    <w:left w:type="dxa" w:w="120"/>
+                    <w:bottom w:type="dxa" w:w="60"/>
+                    <w:right w:type="dxa" w:w="120"/>
+                  </w:tcMar>
+                  <w:vAlign w:val="top"/>
+                </w:tcPr>
+                <w:p>
+                  <w:pPr>
+                    <w:spacing w:after="40" w:before="0"/>
+                    <w:jc w:val="left"/>
+                  </w:pPr>
+                  <w:r>
+                    <w:rPr>
+                      <w:rFonts w:ascii="Arial" w:cs="Arial" w:eastAsia="Arial" w:hAnsi="Arial"/>
+                      <w:b w:val="false"/>
+                      <w:bCs w:val="false"/>
+                      <w:i w:val="false"/>
+                      <w:iCs w:val="false"/>
+                      <w:color w:val="000000"/>
+                      <w:sz w:val="18"/>
+                      <w:szCs w:val="18"/>
+                    </w:rPr>
+                    <w:t xml:space="preserve">208.7</w:t>
+                  </w:r>
+                </w:p>
+              </w:tc>
+            </w:tr>
+          </w:tbl>
+          <w:p>
+            <w:pPr>
+              <w:spacing w:after="60" w:before="0"/>
+              <w:jc w:val="left"/>
+            </w:pPr>
+            <w:r>
+              <w:rPr>
+                <w:rFonts w:ascii="Arial" w:cs="Arial" w:eastAsia="Arial" w:hAnsi="Arial"/>
+                <w:b w:val="false"/>
+                <w:bCs w:val="false"/>
+                <w:i w:val="false"/>
+                <w:iCs w:val="false"/>
+                <w:color w:val="000000"/>
+                <w:sz w:val="18"/>
+                <w:szCs w:val="18"/>
+              </w:rPr>
+              <w:t xml:space="preserve"/>
+            </w:r>
+          </w:p>
+          <w:p>
+            <w:pPr>
+              <w:spacing w:after="40" w:before="0"/>
               <w:jc w:val="left"/>
             </w:pPr>
             <w:r>
@@ -1030,13 +984,12 @@
                 <w:sz w:val="18"/>
                 <w:szCs w:val="18"/>
               </w:rPr>
-              <w:t xml:space="preserve">–  Explain the concept of internal resistance and how it relates to the Huruma scenario.</w:t>
-            </w:r>
-          </w:p>
-          <w:p>
-            <w:pPr>
-              <w:spacing w:after="30" w:before="0"/>
-              <w:ind w:left="360" w:hanging="180"/>
+              <w:t xml:space="preserve"/>
+            </w:r>
+          </w:p>
+          <w:p>
+            <w:pPr>
+              <w:spacing w:after="40" w:before="0"/>
               <w:jc w:val="left"/>
             </w:pPr>
             <w:r>
@@ -1050,33 +1003,37 @@
                 <w:sz w:val="18"/>
                 <w:szCs w:val="18"/>
               </w:rPr>
-              <w:t xml:space="preserve">–  Include a clearly labelled circuit diagram (drawn or described in detail) showing the extension cord as a resistor in series with the bulb.</w:t>
-            </w:r>
-          </w:p>
-          <w:p>
-            <w:pPr>
-              <w:spacing w:after="30" w:before="0"/>
-              <w:ind w:left="360" w:hanging="180"/>
-              <w:jc w:val="left"/>
-            </w:pPr>
-            <w:r>
-              <w:rPr>
-                <w:rFonts w:ascii="Arial" w:cs="Arial" w:eastAsia="Arial" w:hAnsi="Arial"/>
-                <w:b/>
-                <w:bCs/>
-                <w:i w:val="false"/>
-                <w:iCs w:val="false"/>
-                <w:color w:val="000000"/>
-                <w:sz w:val="18"/>
-                <w:szCs w:val="18"/>
-              </w:rPr>
-              <w:t xml:space="preserve">–  Use a calculation to show how the extension cord reduces the voltage available to the bulb.</w:t>
-            </w:r>
-          </w:p>
-        </w:tc>
-        <w:tc>
-          <w:tcPr>
-            <w:tcW w:type="dxa" w:w="10680"/>
+              <w:t xml:space="preserve">(a) Explain why the bulb is dimmer, using the data. (b) Describe how the cord's length and cross-sectional area affect its resistance, and how this links to ρ = RA/L. (c) Calculate the current flowing through the cord. (d) Explain why this is a problem for energy delivery and safety.</w:t>
+            </w:r>
+          </w:p>
+          <w:p>
+            <w:pPr>
+              <w:spacing w:after="60" w:before="0"/>
+              <w:jc w:val="left"/>
+            </w:pPr>
+            <w:r>
+              <w:rPr>
+                <w:rFonts w:ascii="Arial" w:cs="Arial" w:eastAsia="Arial" w:hAnsi="Arial"/>
+                <w:b w:val="false"/>
+                <w:bCs w:val="false"/>
+                <w:i w:val="false"/>
+                <w:iCs w:val="false"/>
+                <w:color w:val="000000"/>
+                <w:sz w:val="18"/>
+                <w:szCs w:val="18"/>
+              </w:rPr>
+              <w:t xml:space="preserve"/>
+            </w:r>
+          </w:p>
+        </w:tc>
+      </w:tr>
+      <w:tr>
+        <w:trPr>
+          <w:trHeight w:val="4200" w:hRule="atLeast"/>
+        </w:trPr>
+        <w:tc>
+          <w:tcPr>
+            <w:tcW w:type="dxa" w:w="13680"/>
             <w:shd w:fill="FFFFFF" w:color="auto" w:val="clear"/>
             <w:tcMar>
               <w:top w:type="dxa" w:w="60"/>
@@ -1096,89 +1053,13 @@
                 <w:rFonts w:ascii="Arial" w:cs="Arial" w:eastAsia="Arial" w:hAnsi="Arial"/>
                 <w:b w:val="false"/>
                 <w:bCs w:val="false"/>
-                <w:i w:val="false"/>
-                <w:iCs w:val="false"/>
-                <w:color w:val="000000"/>
-                <w:sz w:val="18"/>
-                <w:szCs w:val="18"/>
-              </w:rPr>
-              <w:t xml:space="preserve">In a series circuit, resistors are connected end-to-end so the same current flows through each one. The total resistance is simply the sum of all individual resistances: R_total = R₁ + R₂ + R₃ + … This means adding more resistance in series always increases the total resistance and reduces the current. In a parallel circuit, resistors are connected across the same two points so they share the voltage. The total resistance is found using 1/R_total = 1/R₁ + 1/R₂ + …, and total resistance is always LESS than the smallest individual resistor. This is why parallel circuits are used in home wiring — each appliance gets the full mains voltage.</w:t>
-            </w:r>
-          </w:p>
-          <w:p>
-            <w:pPr>
-              <w:spacing w:after="40" w:before="0"/>
-              <w:jc w:val="left"/>
-            </w:pPr>
-            <w:r>
-              <w:rPr>
-                <w:rFonts w:ascii="Arial" w:cs="Arial" w:eastAsia="Arial" w:hAnsi="Arial"/>
-                <w:b w:val="false"/>
-                <w:bCs w:val="false"/>
-                <w:i w:val="false"/>
-                <w:iCs w:val="false"/>
-                <w:color w:val="000000"/>
-                <w:sz w:val="18"/>
-                <w:szCs w:val="18"/>
-              </w:rPr>
-              <w:t xml:space="preserve"/>
-            </w:r>
-          </w:p>
-          <w:p>
-            <w:pPr>
-              <w:spacing w:after="40" w:before="0"/>
-              <w:jc w:val="left"/>
-            </w:pPr>
-            <w:r>
-              <w:rPr>
-                <w:rFonts w:ascii="Arial" w:cs="Arial" w:eastAsia="Arial" w:hAnsi="Arial"/>
-                <w:b w:val="false"/>
-                <w:bCs w:val="false"/>
-                <w:i w:val="false"/>
-                <w:iCs w:val="false"/>
-                <w:color w:val="000000"/>
-                <w:sz w:val="18"/>
-                <w:szCs w:val="18"/>
-              </w:rPr>
-              <w:t xml:space="preserve">The neighbour's extension cord acted as an extra resistor placed IN SERIES with the bulb. Long, thin wires have higher resistance than short, thick ones, because resistance depends on length (longer = more resistance) and cross-sectional area (thinner = more resistance). Suppose the bulb has resistance 960 Ω and the extension cord has resistance 40 Ω. The total series resistance is 960 + 40 = 1000 Ω. Using V = IR with the mains at 240 V: I = 240 ÷ 1000 = 0.24 A. The voltage dropped across the extension cord is: V_cord = 0.24 × 40 = 9.6 V. So the voltage actually reaching the bulb is only 240 − 9.6 = 230.4 V — a loss of 9.6 V. This 'voltage drop' across the cord means the bulb receives less power and appears dimmer.</w:t>
-            </w:r>
-          </w:p>
-          <w:p>
-            <w:pPr>
-              <w:spacing w:after="40" w:before="0"/>
-              <w:jc w:val="left"/>
-            </w:pPr>
-            <w:r>
-              <w:rPr>
-                <w:rFonts w:ascii="Arial" w:cs="Arial" w:eastAsia="Arial" w:hAnsi="Arial"/>
-                <w:b w:val="false"/>
-                <w:bCs w:val="false"/>
-                <w:i w:val="false"/>
-                <w:iCs w:val="false"/>
-                <w:color w:val="000000"/>
-                <w:sz w:val="18"/>
-                <w:szCs w:val="18"/>
-              </w:rPr>
-              <w:t xml:space="preserve"/>
-            </w:r>
-          </w:p>
-          <w:p>
-            <w:pPr>
-              <w:spacing w:after="40" w:before="0"/>
-              <w:jc w:val="left"/>
-            </w:pPr>
-            <w:r>
-              <w:rPr>
-                <w:rFonts w:ascii="Arial" w:cs="Arial" w:eastAsia="Arial" w:hAnsi="Arial"/>
-                <w:b w:val="false"/>
-                <w:bCs w:val="false"/>
-                <w:i w:val="false"/>
-                <w:iCs w:val="false"/>
-                <w:color w:val="000000"/>
-                <w:sz w:val="18"/>
-                <w:szCs w:val="18"/>
-              </w:rPr>
-              <w:t xml:space="preserve">This is also related to internal resistance — the source of electricity (Kenya Power's supply, or a battery) has its own small internal resistance. When the grid was first restored, internal resistance in the supply and the distribution cables was effectively higher, causing a larger voltage drop before electricity even reached the homes of Huruma Estate. As the system stabilised, the effective internal resistance fell and full voltage was delivered.</w:t>
+                <w:i/>
+                <w:iCs/>
+                <w:color w:val="808080"/>
+                <w:sz w:val="18"/>
+                <w:szCs w:val="18"/>
+              </w:rPr>
+              <w:t xml:space="preserve">Write your answer here:</w:t>
             </w:r>
           </w:p>
         </w:tc>
@@ -1206,14 +1087,12 @@
         <w:tblLayout w:type="fixed"/>
       </w:tblPr>
       <w:tblGrid>
-        <w:gridCol w:w="3000"/>
-        <w:gridCol w:w="10680"/>
+        <w:gridCol w:w="13680"/>
       </w:tblGrid>
       <w:tr>
         <w:tc>
           <w:tcPr>
             <w:tcW w:type="dxa" w:w="13680"/>
-            <w:gridSpan w:val="2"/>
             <w:shd w:fill="1F3864" w:color="auto" w:val="clear"/>
             <w:tcMar>
               <w:top w:type="dxa" w:w="60"/>
@@ -1239,7 +1118,7 @@
                 <w:sz w:val="22"/>
                 <w:szCs w:val="22"/>
               </w:rPr>
-              <w:t xml:space="preserve">Section 3 — Electrical Power and Energy: Why the Kettle Was Slow</w:t>
+              <w:t xml:space="preserve">Section 3: Why homes are wired in parallel</w:t>
             </w:r>
           </w:p>
         </w:tc>
@@ -1247,7 +1126,7 @@
       <w:tr>
         <w:tc>
           <w:tcPr>
-            <w:tcW w:type="dxa" w:w="3000"/>
+            <w:tcW w:type="dxa" w:w="13680"/>
             <w:shd w:fill="D9EEF1" w:color="auto" w:val="clear"/>
             <w:tcMar>
               <w:top w:type="dxa" w:w="60"/>
@@ -1273,93 +1152,18 @@
                 <w:sz w:val="18"/>
                 <w:szCs w:val="18"/>
               </w:rPr>
-              <w:t xml:space="preserve">Explain the concepts of electrical power and electrical energy, and use them to explain why the kettle in Huruma Estate took longer than usual to boil water when the lights were dim.</w:t>
-            </w:r>
-          </w:p>
-          <w:p>
-            <w:pPr>
-              <w:spacing w:after="30" w:before="0"/>
-              <w:ind w:left="360" w:hanging="180"/>
-              <w:jc w:val="left"/>
-            </w:pPr>
-            <w:r>
-              <w:rPr>
-                <w:rFonts w:ascii="Arial" w:cs="Arial" w:eastAsia="Arial" w:hAnsi="Arial"/>
-                <w:b/>
-                <w:bCs/>
-                <w:i w:val="false"/>
-                <w:iCs w:val="false"/>
-                <w:color w:val="000000"/>
-                <w:sz w:val="18"/>
-                <w:szCs w:val="18"/>
-              </w:rPr>
-              <w:t xml:space="preserve">–  State the equations for electrical power (P = IV, P = V²/R, P = I²R) and electrical energy (E = Pt).</w:t>
-            </w:r>
-          </w:p>
-          <w:p>
-            <w:pPr>
-              <w:spacing w:after="30" w:before="0"/>
-              <w:ind w:left="360" w:hanging="180"/>
-              <w:jc w:val="left"/>
-            </w:pPr>
-            <w:r>
-              <w:rPr>
-                <w:rFonts w:ascii="Arial" w:cs="Arial" w:eastAsia="Arial" w:hAnsi="Arial"/>
-                <w:b/>
-                <w:bCs/>
-                <w:i w:val="false"/>
-                <w:iCs w:val="false"/>
-                <w:color w:val="000000"/>
-                <w:sz w:val="18"/>
-                <w:szCs w:val="18"/>
-              </w:rPr>
-              <w:t xml:space="preserve">–  Explain in your own words what each equation tells us about how electrical devices consume energy.</w:t>
-            </w:r>
-          </w:p>
-          <w:p>
-            <w:pPr>
-              <w:spacing w:after="30" w:before="0"/>
-              <w:ind w:left="360" w:hanging="180"/>
-              <w:jc w:val="left"/>
-            </w:pPr>
-            <w:r>
-              <w:rPr>
-                <w:rFonts w:ascii="Arial" w:cs="Arial" w:eastAsia="Arial" w:hAnsi="Arial"/>
-                <w:b/>
-                <w:bCs/>
-                <w:i w:val="false"/>
-                <w:iCs w:val="false"/>
-                <w:color w:val="000000"/>
-                <w:sz w:val="18"/>
-                <w:szCs w:val="18"/>
-              </w:rPr>
-              <w:t xml:space="preserve">–  Use a calculation to compare the power delivered to the kettle at reduced voltage (e.g. 120 V) versus normal voltage (240 V), and estimate how much longer it would take to boil the same amount of water.</w:t>
-            </w:r>
-          </w:p>
-          <w:p>
-            <w:pPr>
-              <w:spacing w:after="30" w:before="0"/>
-              <w:ind w:left="360" w:hanging="180"/>
-              <w:jc w:val="left"/>
-            </w:pPr>
-            <w:r>
-              <w:rPr>
-                <w:rFonts w:ascii="Arial" w:cs="Arial" w:eastAsia="Arial" w:hAnsi="Arial"/>
-                <w:b/>
-                <w:bCs/>
-                <w:i w:val="false"/>
-                <w:iCs w:val="false"/>
-                <w:color w:val="000000"/>
-                <w:sz w:val="18"/>
-                <w:szCs w:val="18"/>
-              </w:rPr>
-              <w:t xml:space="preserve">–  Connect your answer back to the Huruma phenomenon clearly.</w:t>
-            </w:r>
-          </w:p>
-        </w:tc>
-        <w:tc>
-          <w:tcPr>
-            <w:tcW w:type="dxa" w:w="10680"/>
+              <w:t xml:space="preserve">Explain why all the appliances in a Kenyan home are connected in parallel to the 240 V supply rather than in series. Use what you observed in Lessons 5 and 6 (Christmas-style bulbs in series and the parallel circuits you built). Mention voltage, current and what happens when one appliance is switched off or removed.</w:t>
+            </w:r>
+          </w:p>
+        </w:tc>
+      </w:tr>
+      <w:tr>
+        <w:trPr>
+          <w:trHeight w:val="4200" w:hRule="atLeast"/>
+        </w:trPr>
+        <w:tc>
+          <w:tcPr>
+            <w:tcW w:type="dxa" w:w="13680"/>
             <w:shd w:fill="FFFFFF" w:color="auto" w:val="clear"/>
             <w:tcMar>
               <w:top w:type="dxa" w:w="60"/>
@@ -1379,225 +1183,13 @@
                 <w:rFonts w:ascii="Arial" w:cs="Arial" w:eastAsia="Arial" w:hAnsi="Arial"/>
                 <w:b w:val="false"/>
                 <w:bCs w:val="false"/>
-                <w:i w:val="false"/>
-                <w:iCs w:val="false"/>
-                <w:color w:val="000000"/>
-                <w:sz w:val="18"/>
-                <w:szCs w:val="18"/>
-              </w:rPr>
-              <w:t xml:space="preserve">Electrical power is the rate at which electrical energy is converted into other forms (heat, light, sound, etc.). It is measured in watts (W), where 1 W = 1 joule per second. The key equations are:</w:t>
-            </w:r>
-          </w:p>
-          <w:p>
-            <w:pPr>
-              <w:spacing w:after="30" w:before="0"/>
-              <w:ind w:left="360" w:hanging="180"/>
-              <w:jc w:val="left"/>
-            </w:pPr>
-            <w:r>
-              <w:rPr>
-                <w:rFonts w:ascii="Arial" w:cs="Arial" w:eastAsia="Arial" w:hAnsi="Arial"/>
-                <w:b w:val="false"/>
-                <w:bCs w:val="false"/>
-                <w:i w:val="false"/>
-                <w:iCs w:val="false"/>
-                <w:color w:val="000000"/>
-                <w:sz w:val="18"/>
-                <w:szCs w:val="18"/>
-              </w:rPr>
-              <w:t xml:space="preserve">–  P = IV (power equals current times voltage)</w:t>
-            </w:r>
-          </w:p>
-          <w:p>
-            <w:pPr>
-              <w:spacing w:after="30" w:before="0"/>
-              <w:ind w:left="360" w:hanging="180"/>
-              <w:jc w:val="left"/>
-            </w:pPr>
-            <w:r>
-              <w:rPr>
-                <w:rFonts w:ascii="Arial" w:cs="Arial" w:eastAsia="Arial" w:hAnsi="Arial"/>
-                <w:b w:val="false"/>
-                <w:bCs w:val="false"/>
-                <w:i w:val="false"/>
-                <w:iCs w:val="false"/>
-                <w:color w:val="000000"/>
-                <w:sz w:val="18"/>
-                <w:szCs w:val="18"/>
-              </w:rPr>
-              <w:t xml:space="preserve">–  P = V²/R (useful when voltage and resistance are known)</w:t>
-            </w:r>
-          </w:p>
-          <w:p>
-            <w:pPr>
-              <w:spacing w:after="30" w:before="0"/>
-              <w:ind w:left="360" w:hanging="180"/>
-              <w:jc w:val="left"/>
-            </w:pPr>
-            <w:r>
-              <w:rPr>
-                <w:rFonts w:ascii="Arial" w:cs="Arial" w:eastAsia="Arial" w:hAnsi="Arial"/>
-                <w:b w:val="false"/>
-                <w:bCs w:val="false"/>
-                <w:i w:val="false"/>
-                <w:iCs w:val="false"/>
-                <w:color w:val="000000"/>
-                <w:sz w:val="18"/>
-                <w:szCs w:val="18"/>
-              </w:rPr>
-              <w:t xml:space="preserve">–  P = I²R (useful when current and resistance are known)</w:t>
-            </w:r>
-          </w:p>
-          <w:p>
-            <w:pPr>
-              <w:spacing w:after="40" w:before="0"/>
-              <w:jc w:val="left"/>
-            </w:pPr>
-            <w:r>
-              <w:rPr>
-                <w:rFonts w:ascii="Arial" w:cs="Arial" w:eastAsia="Arial" w:hAnsi="Arial"/>
-                <w:b w:val="false"/>
-                <w:bCs w:val="false"/>
-                <w:i w:val="false"/>
-                <w:iCs w:val="false"/>
-                <w:color w:val="000000"/>
-                <w:sz w:val="18"/>
-                <w:szCs w:val="18"/>
-              </w:rPr>
-              <w:t xml:space="preserve"/>
-            </w:r>
-          </w:p>
-          <w:p>
-            <w:pPr>
-              <w:spacing w:after="40" w:before="0"/>
-              <w:jc w:val="left"/>
-            </w:pPr>
-            <w:r>
-              <w:rPr>
-                <w:rFonts w:ascii="Arial" w:cs="Arial" w:eastAsia="Arial" w:hAnsi="Arial"/>
-                <w:b w:val="false"/>
-                <w:bCs w:val="false"/>
-                <w:i w:val="false"/>
-                <w:iCs w:val="false"/>
-                <w:color w:val="000000"/>
-                <w:sz w:val="18"/>
-                <w:szCs w:val="18"/>
-              </w:rPr>
-              <w:t xml:space="preserve">Electrical energy is the total amount of energy transferred over a period of time: E = Pt, measured in joules (J) or, for household billing purposes, kilowatt-hours (kWh).</w:t>
-            </w:r>
-          </w:p>
-          <w:p>
-            <w:pPr>
-              <w:spacing w:after="40" w:before="0"/>
-              <w:jc w:val="left"/>
-            </w:pPr>
-            <w:r>
-              <w:rPr>
-                <w:rFonts w:ascii="Arial" w:cs="Arial" w:eastAsia="Arial" w:hAnsi="Arial"/>
-                <w:b w:val="false"/>
-                <w:bCs w:val="false"/>
-                <w:i w:val="false"/>
-                <w:iCs w:val="false"/>
-                <w:color w:val="000000"/>
-                <w:sz w:val="18"/>
-                <w:szCs w:val="18"/>
-              </w:rPr>
-              <w:t xml:space="preserve"/>
-            </w:r>
-          </w:p>
-          <w:p>
-            <w:pPr>
-              <w:spacing w:after="40" w:before="0"/>
-              <w:jc w:val="left"/>
-            </w:pPr>
-            <w:r>
-              <w:rPr>
-                <w:rFonts w:ascii="Arial" w:cs="Arial" w:eastAsia="Arial" w:hAnsi="Arial"/>
-                <w:b w:val="false"/>
-                <w:bCs w:val="false"/>
-                <w:i w:val="false"/>
-                <w:iCs w:val="false"/>
-                <w:color w:val="000000"/>
-                <w:sz w:val="18"/>
-                <w:szCs w:val="18"/>
-              </w:rPr>
-              <w:t xml:space="preserve">Consider the kettle in Huruma Estate. A typical Kenyan electric kettle is rated at 2400 W when connected to 240 V. Its resistance is: R = V²/P = (240)² ÷ 2400 = 57600 ÷ 2400 = 24 Ω.</w:t>
-            </w:r>
-          </w:p>
-          <w:p>
-            <w:pPr>
-              <w:spacing w:after="40" w:before="0"/>
-              <w:jc w:val="left"/>
-            </w:pPr>
-            <w:r>
-              <w:rPr>
-                <w:rFonts w:ascii="Arial" w:cs="Arial" w:eastAsia="Arial" w:hAnsi="Arial"/>
-                <w:b w:val="false"/>
-                <w:bCs w:val="false"/>
-                <w:i w:val="false"/>
-                <w:iCs w:val="false"/>
-                <w:color w:val="000000"/>
-                <w:sz w:val="18"/>
-                <w:szCs w:val="18"/>
-              </w:rPr>
-              <w:t xml:space="preserve"/>
-            </w:r>
-          </w:p>
-          <w:p>
-            <w:pPr>
-              <w:spacing w:after="40" w:before="0"/>
-              <w:jc w:val="left"/>
-            </w:pPr>
-            <w:r>
-              <w:rPr>
-                <w:rFonts w:ascii="Arial" w:cs="Arial" w:eastAsia="Arial" w:hAnsi="Arial"/>
-                <w:b w:val="false"/>
-                <w:bCs w:val="false"/>
-                <w:i w:val="false"/>
-                <w:iCs w:val="false"/>
-                <w:color w:val="000000"/>
-                <w:sz w:val="18"/>
-                <w:szCs w:val="18"/>
-              </w:rPr>
-              <w:t xml:space="preserve">When the voltage dropped to 120 V after the blackout: P = V²/R = (120)² ÷ 24 = 14400 ÷ 24 = 600 W. The kettle was operating at only 600 W instead of 2400 W — just one quarter of its normal power!</w:t>
-            </w:r>
-          </w:p>
-          <w:p>
-            <w:pPr>
-              <w:spacing w:after="40" w:before="0"/>
-              <w:jc w:val="left"/>
-            </w:pPr>
-            <w:r>
-              <w:rPr>
-                <w:rFonts w:ascii="Arial" w:cs="Arial" w:eastAsia="Arial" w:hAnsi="Arial"/>
-                <w:b w:val="false"/>
-                <w:bCs w:val="false"/>
-                <w:i w:val="false"/>
-                <w:iCs w:val="false"/>
-                <w:color w:val="000000"/>
-                <w:sz w:val="18"/>
-                <w:szCs w:val="18"/>
-              </w:rPr>
-              <w:t xml:space="preserve"/>
-            </w:r>
-          </w:p>
-          <w:p>
-            <w:pPr>
-              <w:spacing w:after="40" w:before="0"/>
-              <w:jc w:val="left"/>
-            </w:pPr>
-            <w:r>
-              <w:rPr>
-                <w:rFonts w:ascii="Arial" w:cs="Arial" w:eastAsia="Arial" w:hAnsi="Arial"/>
-                <w:b w:val="false"/>
-                <w:bCs w:val="false"/>
-                <w:i w:val="false"/>
-                <w:iCs w:val="false"/>
-                <w:color w:val="000000"/>
-                <w:sz w:val="18"/>
-                <w:szCs w:val="18"/>
-              </w:rPr>
-              <w:t xml:space="preserve">Since energy needed to boil the water (E) stays the same, and E = Pt, the time needed is t = E ÷ P. At normal power: if it normally takes 3 minutes (180 s), the energy needed is E = 2400 × 180 = 432,000 J. At reduced power: t = 432,000 ÷ 600 = 720 seconds = 12 minutes. The kettle would take FOUR TIMES as long to boil the same water. This perfectly explains the Huruma residents' experience — reduced voltage meant drastically reduced power, which meant the kettle seemed to 'barely heat' the water.</w:t>
+                <w:i/>
+                <w:iCs/>
+                <w:color w:val="808080"/>
+                <w:sz w:val="18"/>
+                <w:szCs w:val="18"/>
+              </w:rPr>
+              <w:t xml:space="preserve">Write your answer here:</w:t>
             </w:r>
           </w:p>
         </w:tc>
@@ -1625,14 +1217,12 @@
         <w:tblLayout w:type="fixed"/>
       </w:tblPr>
       <w:tblGrid>
-        <w:gridCol w:w="3000"/>
-        <w:gridCol w:w="10680"/>
+        <w:gridCol w:w="13680"/>
       </w:tblGrid>
       <w:tr>
         <w:tc>
           <w:tcPr>
             <w:tcW w:type="dxa" w:w="13680"/>
-            <w:gridSpan w:val="2"/>
             <w:shd w:fill="1F3864" w:color="auto" w:val="clear"/>
             <w:tcMar>
               <w:top w:type="dxa" w:w="60"/>
@@ -1658,7 +1248,7 @@
                 <w:sz w:val="22"/>
                 <w:szCs w:val="22"/>
               </w:rPr>
-              <w:t xml:space="preserve">Section 4 — Safe and Efficient Circuit Design: Solving the Huruma Problem</w:t>
+              <w:t xml:space="preserve">Section 4: Power, energy and cost at home</w:t>
             </w:r>
           </w:p>
         </w:tc>
@@ -1666,7 +1256,7 @@
       <w:tr>
         <w:tc>
           <w:tcPr>
-            <w:tcW w:type="dxa" w:w="3000"/>
+            <w:tcW w:type="dxa" w:w="13680"/>
             <w:shd w:fill="D9EEF1" w:color="auto" w:val="clear"/>
             <w:tcMar>
               <w:top w:type="dxa" w:w="60"/>
@@ -1692,93 +1282,18 @@
                 <w:sz w:val="18"/>
                 <w:szCs w:val="18"/>
               </w:rPr>
-              <w:t xml:space="preserve">Using your knowledge of circuits, resistance, power, and energy, propose and justify a circuit design solution that would help residents of Huruma Estate receive electrical energy safely and efficiently — even when supply voltage fluctuates or extension cords are needed.</w:t>
-            </w:r>
-          </w:p>
-          <w:p>
-            <w:pPr>
-              <w:spacing w:after="30" w:before="0"/>
-              <w:ind w:left="360" w:hanging="180"/>
-              <w:jc w:val="left"/>
-            </w:pPr>
-            <w:r>
-              <w:rPr>
-                <w:rFonts w:ascii="Arial" w:cs="Arial" w:eastAsia="Arial" w:hAnsi="Arial"/>
-                <w:b/>
-                <w:bCs/>
-                <w:i w:val="false"/>
-                <w:iCs w:val="false"/>
-                <w:color w:val="000000"/>
-                <w:sz w:val="18"/>
-                <w:szCs w:val="18"/>
-              </w:rPr>
-              <w:t xml:space="preserve">–  Explain why parallel circuits are preferred over series circuits for home wiring.</w:t>
-            </w:r>
-          </w:p>
-          <w:p>
-            <w:pPr>
-              <w:spacing w:after="30" w:before="0"/>
-              <w:ind w:left="360" w:hanging="180"/>
-              <w:jc w:val="left"/>
-            </w:pPr>
-            <w:r>
-              <w:rPr>
-                <w:rFonts w:ascii="Arial" w:cs="Arial" w:eastAsia="Arial" w:hAnsi="Arial"/>
-                <w:b/>
-                <w:bCs/>
-                <w:i w:val="false"/>
-                <w:iCs w:val="false"/>
-                <w:color w:val="000000"/>
-                <w:sz w:val="18"/>
-                <w:szCs w:val="18"/>
-              </w:rPr>
-              <w:t xml:space="preserve">–  Discuss the role of fuses, circuit breakers, and earthing in electrical safety.</w:t>
-            </w:r>
-          </w:p>
-          <w:p>
-            <w:pPr>
-              <w:spacing w:after="30" w:before="0"/>
-              <w:ind w:left="360" w:hanging="180"/>
-              <w:jc w:val="left"/>
-            </w:pPr>
-            <w:r>
-              <w:rPr>
-                <w:rFonts w:ascii="Arial" w:cs="Arial" w:eastAsia="Arial" w:hAnsi="Arial"/>
-                <w:b/>
-                <w:bCs/>
-                <w:i w:val="false"/>
-                <w:iCs w:val="false"/>
-                <w:color w:val="000000"/>
-                <w:sz w:val="18"/>
-                <w:szCs w:val="18"/>
-              </w:rPr>
-              <w:t xml:space="preserve">–  Recommend at least TWO specific, practical improvements a Huruma Estate resident could make (e.g. regarding wire gauge/thickness, circuit configuration, or use of a voltage stabiliser).</w:t>
-            </w:r>
-          </w:p>
-          <w:p>
-            <w:pPr>
-              <w:spacing w:after="30" w:before="0"/>
-              <w:ind w:left="360" w:hanging="180"/>
-              <w:jc w:val="left"/>
-            </w:pPr>
-            <w:r>
-              <w:rPr>
-                <w:rFonts w:ascii="Arial" w:cs="Arial" w:eastAsia="Arial" w:hAnsi="Arial"/>
-                <w:b/>
-                <w:bCs/>
-                <w:i w:val="false"/>
-                <w:iCs w:val="false"/>
-                <w:color w:val="000000"/>
-                <w:sz w:val="18"/>
-                <w:szCs w:val="18"/>
-              </w:rPr>
-              <w:t xml:space="preserve">–  Draw or describe a labelled circuit diagram of a safe home circuit for a single room, including a switch, fuse, two appliances in parallel, and an earth connection.</w:t>
-            </w:r>
-          </w:p>
-        </w:tc>
-        <w:tc>
-          <w:tcPr>
-            <w:tcW w:type="dxa" w:w="10680"/>
+              <w:t xml:space="preserve">A 3 kW electric jiko is used in a Nairobi home on a 240 V supply. Kenya Power charges about Ksh 12.00 per unit (1 kWh). (a) Calculate the current the jiko draws. (b) Calculate how long it takes to use 1 kWh and the cost of running it for that time. (c) Explain why a kettle that runs on lower terminal voltage during the Huruma power restoration takes longer to boil water, and say whether the energy needed to boil the same water changes.</w:t>
+            </w:r>
+          </w:p>
+        </w:tc>
+      </w:tr>
+      <w:tr>
+        <w:trPr>
+          <w:trHeight w:val="4200" w:hRule="atLeast"/>
+        </w:trPr>
+        <w:tc>
+          <w:tcPr>
+            <w:tcW w:type="dxa" w:w="13680"/>
             <w:shd w:fill="FFFFFF" w:color="auto" w:val="clear"/>
             <w:tcMar>
               <w:top w:type="dxa" w:w="60"/>
@@ -1798,224 +1313,13 @@
                 <w:rFonts w:ascii="Arial" w:cs="Arial" w:eastAsia="Arial" w:hAnsi="Arial"/>
                 <w:b w:val="false"/>
                 <w:bCs w:val="false"/>
-                <w:i w:val="false"/>
-                <w:iCs w:val="false"/>
-                <w:color w:val="000000"/>
-                <w:sz w:val="18"/>
-                <w:szCs w:val="18"/>
-              </w:rPr>
-              <w:t xml:space="preserve">For home wiring, parallel circuits are far superior to series circuits for one key reason: in a parallel circuit, every appliance is connected directly across the full mains voltage (240 V in Kenya). This means each device operates at its designed voltage regardless of what other devices are connected. In a series circuit, the voltage is shared between all appliances — switching on an extra device would reduce the voltage (and brightness/power) of all other devices. This is exactly what the extension cord was causing in Huruma: it introduced unwanted series resistance, reducing the voltage reaching the bulb.</w:t>
-            </w:r>
-          </w:p>
-          <w:p>
-            <w:pPr>
-              <w:spacing w:after="40" w:before="0"/>
-              <w:jc w:val="left"/>
-            </w:pPr>
-            <w:r>
-              <w:rPr>
-                <w:rFonts w:ascii="Arial" w:cs="Arial" w:eastAsia="Arial" w:hAnsi="Arial"/>
-                <w:b w:val="false"/>
-                <w:bCs w:val="false"/>
-                <w:i w:val="false"/>
-                <w:iCs w:val="false"/>
-                <w:color w:val="000000"/>
-                <w:sz w:val="18"/>
-                <w:szCs w:val="18"/>
-              </w:rPr>
-              <w:t xml:space="preserve"/>
-            </w:r>
-          </w:p>
-          <w:p>
-            <w:pPr>
-              <w:spacing w:after="40" w:before="0"/>
-              <w:jc w:val="left"/>
-            </w:pPr>
-            <w:r>
-              <w:rPr>
-                <w:rFonts w:ascii="Arial" w:cs="Arial" w:eastAsia="Arial" w:hAnsi="Arial"/>
-                <w:b w:val="false"/>
-                <w:bCs w:val="false"/>
-                <w:i w:val="false"/>
-                <w:iCs w:val="false"/>
-                <w:color w:val="000000"/>
-                <w:sz w:val="18"/>
-                <w:szCs w:val="18"/>
-              </w:rPr>
-              <w:t xml:space="preserve">Safety in home circuits depends on three critical components:</w:t>
-            </w:r>
-          </w:p>
-          <w:p>
-            <w:pPr>
-              <w:spacing w:after="40" w:before="0"/>
-              <w:jc w:val="left"/>
-            </w:pPr>
-            <w:r>
-              <w:rPr>
-                <w:rFonts w:ascii="Arial" w:cs="Arial" w:eastAsia="Arial" w:hAnsi="Arial"/>
-                <w:b w:val="false"/>
-                <w:bCs w:val="false"/>
-                <w:i w:val="false"/>
-                <w:iCs w:val="false"/>
-                <w:color w:val="000000"/>
-                <w:sz w:val="18"/>
-                <w:szCs w:val="18"/>
-              </w:rPr>
-              <w:t xml:space="preserve">1. Fuses — a thin wire that melts and breaks the circuit if current exceeds a safe level (e.g. a 13 A fuse protects a circuit from dangerous overloads). Once melted, it must be replaced.</w:t>
-            </w:r>
-          </w:p>
-          <w:p>
-            <w:pPr>
-              <w:spacing w:after="40" w:before="0"/>
-              <w:jc w:val="left"/>
-            </w:pPr>
-            <w:r>
-              <w:rPr>
-                <w:rFonts w:ascii="Arial" w:cs="Arial" w:eastAsia="Arial" w:hAnsi="Arial"/>
-                <w:b w:val="false"/>
-                <w:bCs w:val="false"/>
-                <w:i w:val="false"/>
-                <w:iCs w:val="false"/>
-                <w:color w:val="000000"/>
-                <w:sz w:val="18"/>
-                <w:szCs w:val="18"/>
-              </w:rPr>
-              <w:t xml:space="preserve">2. Circuit breakers — automatic switches that trip (open) when current is too high. Unlike fuses, they can be reset after the fault is fixed. Modern Kenyan homes use MCBs (Miniature Circuit Breakers).</w:t>
-            </w:r>
-          </w:p>
-          <w:p>
-            <w:pPr>
-              <w:spacing w:after="40" w:before="0"/>
-              <w:jc w:val="left"/>
-            </w:pPr>
-            <w:r>
-              <w:rPr>
-                <w:rFonts w:ascii="Arial" w:cs="Arial" w:eastAsia="Arial" w:hAnsi="Arial"/>
-                <w:b w:val="false"/>
-                <w:bCs w:val="false"/>
-                <w:i w:val="false"/>
-                <w:iCs w:val="false"/>
-                <w:color w:val="000000"/>
-                <w:sz w:val="18"/>
-                <w:szCs w:val="18"/>
-              </w:rPr>
-              <w:t xml:space="preserve">3. Earthing — connects the metal casing of appliances to the ground. If a live wire accidentally touches the casing, current flows safely to earth instead of through a person, preventing electrocution.</w:t>
-            </w:r>
-          </w:p>
-          <w:p>
-            <w:pPr>
-              <w:spacing w:after="40" w:before="0"/>
-              <w:jc w:val="left"/>
-            </w:pPr>
-            <w:r>
-              <w:rPr>
-                <w:rFonts w:ascii="Arial" w:cs="Arial" w:eastAsia="Arial" w:hAnsi="Arial"/>
-                <w:b w:val="false"/>
-                <w:bCs w:val="false"/>
-                <w:i w:val="false"/>
-                <w:iCs w:val="false"/>
-                <w:color w:val="000000"/>
-                <w:sz w:val="18"/>
-                <w:szCs w:val="18"/>
-              </w:rPr>
-              <w:t xml:space="preserve"/>
-            </w:r>
-          </w:p>
-          <w:p>
-            <w:pPr>
-              <w:spacing w:after="40" w:before="0"/>
-              <w:jc w:val="left"/>
-            </w:pPr>
-            <w:r>
-              <w:rPr>
-                <w:rFonts w:ascii="Arial" w:cs="Arial" w:eastAsia="Arial" w:hAnsi="Arial"/>
-                <w:b w:val="false"/>
-                <w:bCs w:val="false"/>
-                <w:i w:val="false"/>
-                <w:iCs w:val="false"/>
-                <w:color w:val="000000"/>
-                <w:sz w:val="18"/>
-                <w:szCs w:val="18"/>
-              </w:rPr>
-              <w:t xml:space="preserve">Practical recommendations for Huruma Estate residents:</w:t>
-            </w:r>
-          </w:p>
-          <w:p>
-            <w:pPr>
-              <w:spacing w:after="30" w:before="0"/>
-              <w:ind w:left="360" w:hanging="180"/>
-              <w:jc w:val="left"/>
-            </w:pPr>
-            <w:r>
-              <w:rPr>
-                <w:rFonts w:ascii="Arial" w:cs="Arial" w:eastAsia="Arial" w:hAnsi="Arial"/>
-                <w:b w:val="false"/>
-                <w:bCs w:val="false"/>
-                <w:i w:val="false"/>
-                <w:iCs w:val="false"/>
-                <w:color w:val="000000"/>
-                <w:sz w:val="18"/>
-                <w:szCs w:val="18"/>
-              </w:rPr>
-              <w:t xml:space="preserve">–  Use thick-gauge (low-resistance) extension cords rated for the appliances being used. A thicker wire has lower resistance, causing less voltage drop and less wasted energy as heat in the cord.</w:t>
-            </w:r>
-          </w:p>
-          <w:p>
-            <w:pPr>
-              <w:spacing w:after="30" w:before="0"/>
-              <w:ind w:left="360" w:hanging="180"/>
-              <w:jc w:val="left"/>
-            </w:pPr>
-            <w:r>
-              <w:rPr>
-                <w:rFonts w:ascii="Arial" w:cs="Arial" w:eastAsia="Arial" w:hAnsi="Arial"/>
-                <w:b w:val="false"/>
-                <w:bCs w:val="false"/>
-                <w:i w:val="false"/>
-                <w:iCs w:val="false"/>
-                <w:color w:val="000000"/>
-                <w:sz w:val="18"/>
-                <w:szCs w:val="18"/>
-              </w:rPr>
-              <w:t xml:space="preserve">–  Install a voltage stabiliser (automatic voltage regulator, AVR) — this device monitors incoming voltage and corrects fluctuations, ensuring appliances always receive close to 240 V even during grid instability after load-shedding.</w:t>
-            </w:r>
-          </w:p>
-          <w:p>
-            <w:pPr>
-              <w:spacing w:after="40" w:before="0"/>
-              <w:jc w:val="left"/>
-            </w:pPr>
-            <w:r>
-              <w:rPr>
-                <w:rFonts w:ascii="Arial" w:cs="Arial" w:eastAsia="Arial" w:hAnsi="Arial"/>
-                <w:b w:val="false"/>
-                <w:bCs w:val="false"/>
-                <w:i w:val="false"/>
-                <w:iCs w:val="false"/>
-                <w:color w:val="000000"/>
-                <w:sz w:val="18"/>
-                <w:szCs w:val="18"/>
-              </w:rPr>
-              <w:t xml:space="preserve"/>
-            </w:r>
-          </w:p>
-          <w:p>
-            <w:pPr>
-              <w:spacing w:after="40" w:before="0"/>
-              <w:jc w:val="left"/>
-            </w:pPr>
-            <w:r>
-              <w:rPr>
-                <w:rFonts w:ascii="Arial" w:cs="Arial" w:eastAsia="Arial" w:hAnsi="Arial"/>
-                <w:b w:val="false"/>
-                <w:bCs w:val="false"/>
-                <w:i w:val="false"/>
-                <w:iCs w:val="false"/>
-                <w:color w:val="000000"/>
-                <w:sz w:val="18"/>
-                <w:szCs w:val="18"/>
-              </w:rPr>
-              <w:t xml:space="preserve">A safe single-room circuit would show: the live wire from the mains passing through a fuse, then through a switch, connecting to two appliances (e.g. a bulb and a fan) wired in PARALLEL across the live and neutral wires. Each appliance has its metal casing connected by a green/yellow earth wire to the earth pin. Both appliances operate at 240 V, and the fuse protects the entire circuit from overcurrent.</w:t>
+                <w:i/>
+                <w:iCs/>
+                <w:color w:val="808080"/>
+                <w:sz w:val="18"/>
+                <w:szCs w:val="18"/>
+              </w:rPr>
+              <w:t xml:space="preserve">Write your answer here:</w:t>
             </w:r>
           </w:p>
         </w:tc>
@@ -2043,14 +1347,12 @@
         <w:tblLayout w:type="fixed"/>
       </w:tblPr>
       <w:tblGrid>
-        <w:gridCol w:w="3000"/>
-        <w:gridCol w:w="10680"/>
+        <w:gridCol w:w="13680"/>
       </w:tblGrid>
       <w:tr>
         <w:tc>
           <w:tcPr>
             <w:tcW w:type="dxa" w:w="13680"/>
-            <w:gridSpan w:val="2"/>
             <w:shd w:fill="1F3864" w:color="auto" w:val="clear"/>
             <w:tcMar>
               <w:top w:type="dxa" w:w="60"/>
@@ -2076,7 +1378,7 @@
                 <w:sz w:val="22"/>
                 <w:szCs w:val="22"/>
               </w:rPr>
-              <w:t xml:space="preserve">Section 5 — Answering the Driving Question: Your Full Scientific Explanation</w:t>
+              <w:t xml:space="preserve">Section 5: Designing a safe, efficient circuit for the Wanjiku Family Home</w:t>
             </w:r>
           </w:p>
         </w:tc>
@@ -2084,7 +1386,7 @@
       <w:tr>
         <w:tc>
           <w:tcPr>
-            <w:tcW w:type="dxa" w:w="3000"/>
+            <w:tcW w:type="dxa" w:w="13680"/>
             <w:shd w:fill="D9EEF1" w:color="auto" w:val="clear"/>
             <w:tcMar>
               <w:top w:type="dxa" w:w="60"/>
@@ -2110,169 +1412,18 @@
                 <w:sz w:val="18"/>
                 <w:szCs w:val="18"/>
               </w:rPr>
-              <w:t xml:space="preserve">Now bring everything together. Write a coherent, well-structured scientific explanation (minimum 3 paragraphs) that directly and fully answers the driving question:</w:t>
-            </w:r>
-          </w:p>
-          <w:p>
-            <w:pPr>
-              <w:spacing w:after="40" w:before="0"/>
-              <w:jc w:val="left"/>
-            </w:pPr>
-            <w:r>
-              <w:rPr>
-                <w:rFonts w:ascii="Arial" w:cs="Arial" w:eastAsia="Arial" w:hAnsi="Arial"/>
-                <w:b/>
-                <w:bCs/>
-                <w:i w:val="false"/>
-                <w:iCs w:val="false"/>
-                <w:color w:val="000000"/>
-                <w:sz w:val="18"/>
-                <w:szCs w:val="18"/>
-              </w:rPr>
-              <w:t xml:space="preserve"/>
-            </w:r>
-          </w:p>
-          <w:p>
-            <w:pPr>
-              <w:spacing w:after="40" w:before="0"/>
-              <w:jc w:val="left"/>
-            </w:pPr>
-            <w:r>
-              <w:rPr>
-                <w:rFonts w:ascii="Arial" w:cs="Arial" w:eastAsia="Arial" w:hAnsi="Arial"/>
-                <w:b/>
-                <w:bCs/>
-                <w:i w:val="false"/>
-                <w:iCs w:val="false"/>
-                <w:color w:val="000000"/>
-                <w:sz w:val="18"/>
-                <w:szCs w:val="18"/>
-              </w:rPr>
-              <w:t xml:space="preserve">'Why do electrical devices in our homes sometimes receive less energy than expected, and how can we design circuits to deliver the right amount of electrical energy safely and efficiently?'</w:t>
-            </w:r>
-          </w:p>
-          <w:p>
-            <w:pPr>
-              <w:spacing w:after="40" w:before="0"/>
-              <w:jc w:val="left"/>
-            </w:pPr>
-            <w:r>
-              <w:rPr>
-                <w:rFonts w:ascii="Arial" w:cs="Arial" w:eastAsia="Arial" w:hAnsi="Arial"/>
-                <w:b/>
-                <w:bCs/>
-                <w:i w:val="false"/>
-                <w:iCs w:val="false"/>
-                <w:color w:val="000000"/>
-                <w:sz w:val="18"/>
-                <w:szCs w:val="18"/>
-              </w:rPr>
-              <w:t xml:space="preserve"/>
-            </w:r>
-          </w:p>
-          <w:p>
-            <w:pPr>
-              <w:spacing w:after="40" w:before="0"/>
-              <w:jc w:val="left"/>
-            </w:pPr>
-            <w:r>
-              <w:rPr>
-                <w:rFonts w:ascii="Arial" w:cs="Arial" w:eastAsia="Arial" w:hAnsi="Arial"/>
-                <w:b/>
-                <w:bCs/>
-                <w:i w:val="false"/>
-                <w:iCs w:val="false"/>
-                <w:color w:val="000000"/>
-                <w:sz w:val="18"/>
-                <w:szCs w:val="18"/>
-              </w:rPr>
-              <w:t xml:space="preserve">Your answer must:</w:t>
-            </w:r>
-          </w:p>
-          <w:p>
-            <w:pPr>
-              <w:spacing w:after="30" w:before="0"/>
-              <w:ind w:left="360" w:hanging="180"/>
-              <w:jc w:val="left"/>
-            </w:pPr>
-            <w:r>
-              <w:rPr>
-                <w:rFonts w:ascii="Arial" w:cs="Arial" w:eastAsia="Arial" w:hAnsi="Arial"/>
-                <w:b/>
-                <w:bCs/>
-                <w:i w:val="false"/>
-                <w:iCs w:val="false"/>
-                <w:color w:val="000000"/>
-                <w:sz w:val="18"/>
-                <w:szCs w:val="18"/>
-              </w:rPr>
-              <w:t xml:space="preserve">–  Reference the Huruma Estate phenomenon specifically (the dim lights, the slow kettle, the dimmer bulb on the extension cord).</w:t>
-            </w:r>
-          </w:p>
-          <w:p>
-            <w:pPr>
-              <w:spacing w:after="30" w:before="0"/>
-              <w:ind w:left="360" w:hanging="180"/>
-              <w:jc w:val="left"/>
-            </w:pPr>
-            <w:r>
-              <w:rPr>
-                <w:rFonts w:ascii="Arial" w:cs="Arial" w:eastAsia="Arial" w:hAnsi="Arial"/>
-                <w:b/>
-                <w:bCs/>
-                <w:i w:val="false"/>
-                <w:iCs w:val="false"/>
-                <w:color w:val="000000"/>
-                <w:sz w:val="18"/>
-                <w:szCs w:val="18"/>
-              </w:rPr>
-              <w:t xml:space="preserve">–  Use all key vocabulary from the unit: voltage, current, resistance, Ohm's Law, series circuit, parallel circuit, internal resistance, power, energy, voltage drop, fuse, circuit breaker, earthing.</w:t>
-            </w:r>
-          </w:p>
-          <w:p>
-            <w:pPr>
-              <w:spacing w:after="30" w:before="0"/>
-              <w:ind w:left="360" w:hanging="180"/>
-              <w:jc w:val="left"/>
-            </w:pPr>
-            <w:r>
-              <w:rPr>
-                <w:rFonts w:ascii="Arial" w:cs="Arial" w:eastAsia="Arial" w:hAnsi="Arial"/>
-                <w:b/>
-                <w:bCs/>
-                <w:i w:val="false"/>
-                <w:iCs w:val="false"/>
-                <w:color w:val="000000"/>
-                <w:sz w:val="18"/>
-                <w:szCs w:val="18"/>
-              </w:rPr>
-              <w:t xml:space="preserve">–  Show how the science you have learned connects across all four previous sections.</w:t>
-            </w:r>
-          </w:p>
-          <w:p>
-            <w:pPr>
-              <w:spacing w:after="30" w:before="0"/>
-              <w:ind w:left="360" w:hanging="180"/>
-              <w:jc w:val="left"/>
-            </w:pPr>
-            <w:r>
-              <w:rPr>
-                <w:rFonts w:ascii="Arial" w:cs="Arial" w:eastAsia="Arial" w:hAnsi="Arial"/>
-                <w:b/>
-                <w:bCs/>
-                <w:i w:val="false"/>
-                <w:iCs w:val="false"/>
-                <w:color w:val="000000"/>
-                <w:sz w:val="18"/>
-                <w:szCs w:val="18"/>
-              </w:rPr>
-              <w:t xml:space="preserve">–  End with a statement of what you now understand that you did NOT understand at the start of this unit.</w:t>
-            </w:r>
-          </w:p>
-        </w:tc>
-        <w:tc>
-          <w:tcPr>
-            <w:tcW w:type="dxa" w:w="10680"/>
+              <w:t xml:space="preserve">The Wanjiku family in Githurai, Nairobi, has a 15 A mains fuse on 240 V. They want to run the 3 kW electric jiko and a second 3 kW appliance at the same time on this fuse. (a) Calculate the total current if both run together and decide whether the 15 A fuse is safe. (b) Explain what the fuse does and what could happen if a much bigger fuse or a thin extension cord were used instead. (c) Give three design rules, with reasons, for wiring the home so that every appliance gets the right amount of energy safely and efficiently. Answer the driving question: why do devices sometimes get less energy than expected, and how do we design circuits to prevent this?</w:t>
+            </w:r>
+          </w:p>
+        </w:tc>
+      </w:tr>
+      <w:tr>
+        <w:trPr>
+          <w:trHeight w:val="4200" w:hRule="atLeast"/>
+        </w:trPr>
+        <w:tc>
+          <w:tcPr>
+            <w:tcW w:type="dxa" w:w="13680"/>
             <w:shd w:fill="FFFFFF" w:color="auto" w:val="clear"/>
             <w:tcMar>
               <w:top w:type="dxa" w:w="60"/>
@@ -2292,127 +1443,13 @@
                 <w:rFonts w:ascii="Arial" w:cs="Arial" w:eastAsia="Arial" w:hAnsi="Arial"/>
                 <w:b w:val="false"/>
                 <w:bCs w:val="false"/>
-                <w:i w:val="false"/>
-                <w:iCs w:val="false"/>
-                <w:color w:val="000000"/>
-                <w:sz w:val="18"/>
-                <w:szCs w:val="18"/>
-              </w:rPr>
-              <w:t xml:space="preserve">Electrical devices in our homes sometimes receive less energy than expected because of resistance — either in the supply lines, in extension cords, or within the power source itself. Resistance opposes the flow of current, and by Ohm's Law (V = IR), any resistance in the circuit causes a voltage drop — meaning less voltage actually reaches the device. In Huruma Estate, when Kenya Power restored electricity after the blackout, the supply voltage was initially below the normal 240 V as the grid re-stabilised. This low voltage meant that, by P = V²/R, both the bulb and the kettle received far less power than they were designed for. The bulb glowed dimly because less electrical energy was being converted to light and heat per second. The kettle took much longer to boil because at lower power, it transferred energy to the water at a much slower rate — our calculation showed it could take up to four times longer.</w:t>
-            </w:r>
-          </w:p>
-          <w:p>
-            <w:pPr>
-              <w:spacing w:after="40" w:before="0"/>
-              <w:jc w:val="left"/>
-            </w:pPr>
-            <w:r>
-              <w:rPr>
-                <w:rFonts w:ascii="Arial" w:cs="Arial" w:eastAsia="Arial" w:hAnsi="Arial"/>
-                <w:b w:val="false"/>
-                <w:bCs w:val="false"/>
-                <w:i w:val="false"/>
-                <w:iCs w:val="false"/>
-                <w:color w:val="000000"/>
-                <w:sz w:val="18"/>
-                <w:szCs w:val="18"/>
-              </w:rPr>
-              <w:t xml:space="preserve"/>
-            </w:r>
-          </w:p>
-          <w:p>
-            <w:pPr>
-              <w:spacing w:after="40" w:before="0"/>
-              <w:jc w:val="left"/>
-            </w:pPr>
-            <w:r>
-              <w:rPr>
-                <w:rFonts w:ascii="Arial" w:cs="Arial" w:eastAsia="Arial" w:hAnsi="Arial"/>
-                <w:b w:val="false"/>
-                <w:bCs w:val="false"/>
-                <w:i w:val="false"/>
-                <w:iCs w:val="false"/>
-                <w:color w:val="000000"/>
-                <w:sz w:val="18"/>
-                <w:szCs w:val="18"/>
-              </w:rPr>
-              <w:t xml:space="preserve">The neighbour's bulb on the long thin extension cord was ALWAYS dim — even after full voltage was restored — because the cord itself added resistance in series with the bulb. This created a voltage divider effect: some of the 240 V was 'used up' pushing current through the cord's resistance, leaving less voltage for the bulb. The thinner and longer the cord, the greater its resistance, and the greater the voltage drop across it. This is the same principle as internal resistance in a battery or power supply: any resistance between the source and the load steals some of the available voltage before it can do useful work.</w:t>
-            </w:r>
-          </w:p>
-          <w:p>
-            <w:pPr>
-              <w:spacing w:after="40" w:before="0"/>
-              <w:jc w:val="left"/>
-            </w:pPr>
-            <w:r>
-              <w:rPr>
-                <w:rFonts w:ascii="Arial" w:cs="Arial" w:eastAsia="Arial" w:hAnsi="Arial"/>
-                <w:b w:val="false"/>
-                <w:bCs w:val="false"/>
-                <w:i w:val="false"/>
-                <w:iCs w:val="false"/>
-                <w:color w:val="000000"/>
-                <w:sz w:val="18"/>
-                <w:szCs w:val="18"/>
-              </w:rPr>
-              <w:t xml:space="preserve"/>
-            </w:r>
-          </w:p>
-          <w:p>
-            <w:pPr>
-              <w:spacing w:after="40" w:before="0"/>
-              <w:jc w:val="left"/>
-            </w:pPr>
-            <w:r>
-              <w:rPr>
-                <w:rFonts w:ascii="Arial" w:cs="Arial" w:eastAsia="Arial" w:hAnsi="Arial"/>
-                <w:b w:val="false"/>
-                <w:bCs w:val="false"/>
-                <w:i w:val="false"/>
-                <w:iCs w:val="false"/>
-                <w:color w:val="000000"/>
-                <w:sz w:val="18"/>
-                <w:szCs w:val="18"/>
-              </w:rPr>
-              <w:t xml:space="preserve">To design circuits that deliver the right amount of electrical energy safely and efficiently, we use parallel wiring (so every appliance gets the full supply voltage independently), low-resistance wiring (thick-gauge cables for high-power appliances), fuses and circuit breakers (to interrupt dangerously high currents before they damage devices or start fires), and earthing (to provide a safe path for fault currents and protect people from electrocution). A Huruma Estate resident could improve their situation immediately by replacing thin extension cords with properly rated thick-gauge cables and by fitting a voltage stabiliser to protect sensitive appliances during grid fluctuations.</w:t>
-            </w:r>
-          </w:p>
-          <w:p>
-            <w:pPr>
-              <w:spacing w:after="40" w:before="0"/>
-              <w:jc w:val="left"/>
-            </w:pPr>
-            <w:r>
-              <w:rPr>
-                <w:rFonts w:ascii="Arial" w:cs="Arial" w:eastAsia="Arial" w:hAnsi="Arial"/>
-                <w:b w:val="false"/>
-                <w:bCs w:val="false"/>
-                <w:i w:val="false"/>
-                <w:iCs w:val="false"/>
-                <w:color w:val="000000"/>
-                <w:sz w:val="18"/>
-                <w:szCs w:val="18"/>
-              </w:rPr>
-              <w:t xml:space="preserve"/>
-            </w:r>
-          </w:p>
-          <w:p>
-            <w:pPr>
-              <w:spacing w:after="40" w:before="0"/>
-              <w:jc w:val="left"/>
-            </w:pPr>
-            <w:r>
-              <w:rPr>
-                <w:rFonts w:ascii="Arial" w:cs="Arial" w:eastAsia="Arial" w:hAnsi="Arial"/>
-                <w:b w:val="false"/>
-                <w:bCs w:val="false"/>
-                <w:i w:val="false"/>
-                <w:iCs w:val="false"/>
-                <w:color w:val="000000"/>
-                <w:sz w:val="18"/>
-                <w:szCs w:val="18"/>
-              </w:rPr>
-              <w:t xml:space="preserve">At the start of this unit, I thought electricity either worked or it didn't — that a device was either on or off, receiving power or not. I now understand that electrical energy delivery exists on a spectrum controlled by voltage, current, and resistance. The same source can deliver vastly different amounts of power to a device depending on the resistance of the circuit it travels through. Every wire, every connection, and every component matters — and good circuit design is what ensures that the energy generated at a power station like Olkaria Geothermal Plant in the Rift Valley actually reaches a kettle in Huruma Estate efficiently, safely, and at the right level.</w:t>
+                <w:i/>
+                <w:iCs/>
+                <w:color w:val="808080"/>
+                <w:sz w:val="18"/>
+                <w:szCs w:val="18"/>
+              </w:rPr>
+              <w:t xml:space="preserve">Write your answer here:</w:t>
             </w:r>
           </w:p>
         </w:tc>
@@ -2639,7 +1676,7 @@
                 <w:sz w:val="18"/>
                 <w:szCs w:val="18"/>
               </w:rPr>
-              <w:t xml:space="preserve">Scientific Accuracy &amp; Use of Ohm's Law</w:t>
+              <w:t xml:space="preserve">Claim, evidence and reasoning</w:t>
             </w:r>
           </w:p>
         </w:tc>
@@ -2671,7 +1708,7 @@
                 <w:sz w:val="18"/>
                 <w:szCs w:val="18"/>
               </w:rPr>
-              <w:t xml:space="preserve">Correctly states and applies Ohm's Law (V = IR) and power equations (P = IV, P = V²/R, P = I²R) in all contexts. All calculations are accurate and clearly shown with correct SI units. Explains voltage, current, and resistance with precision and no misconceptions.</w:t>
+              <w:t xml:space="preserve">Gives a clear claim for each phenomenon, supports it with specific data from our investigations (for example 31.3 V and 208.7 V), and links evidence to the claim with correct scientific reasoning.</w:t>
             </w:r>
           </w:p>
         </w:tc>
@@ -2703,7 +1740,7 @@
                 <w:sz w:val="18"/>
                 <w:szCs w:val="18"/>
               </w:rPr>
-              <w:t xml:space="preserve">Correctly states Ohm's Law and power equations and applies them in most contexts. Calculations are mostly accurate with minor arithmetic errors. Definitions are correct but may lack depth in one area.</w:t>
+              <w:t xml:space="preserve">Gives claims and some evidence from the lessons, but reasoning is partly missing or does not fully link the evidence to the claim.</w:t>
             </w:r>
           </w:p>
         </w:tc>
@@ -2735,7 +1772,7 @@
                 <w:sz w:val="18"/>
                 <w:szCs w:val="18"/>
               </w:rPr>
-              <w:t xml:space="preserve">States Ohm's Law but applies it inconsistently or with errors. Calculations contain significant mistakes or are missing units. Definitions of voltage, current, or resistance are incomplete or contain misconceptions.</w:t>
+              <w:t xml:space="preserve">Gives statements with little or no evidence, or evidence that does not match the claim.</w:t>
             </w:r>
           </w:p>
         </w:tc>
@@ -2769,7 +1806,7 @@
                 <w:sz w:val="18"/>
                 <w:szCs w:val="18"/>
               </w:rPr>
-              <w:t xml:space="preserve">Explanation of Series vs. Parallel Circuits &amp; Voltage Drop</w:t>
+              <w:t xml:space="preserve">Use of circuit ideas (V = IR, internal resistance, series and parallel rules)</w:t>
             </w:r>
           </w:p>
         </w:tc>
@@ -2801,7 +1838,7 @@
                 <w:sz w:val="18"/>
                 <w:szCs w:val="18"/>
               </w:rPr>
-              <w:t xml:space="preserve">Clearly and accurately explains series and parallel circuit rules. Correctly identifies the extension cord as a series resistor causing voltage drop, supported by accurate calculation. Connects internal resistance concept to the Huruma phenomenon with precision. Circuit diagram (described or drawn) is complete and correctly labelled.</w:t>
+              <w:t xml:space="preserve">Uses V = IR, V = E − Ir, and the series and parallel rules correctly and consistently to explain both the post-blackout dimming and the extension cord.</w:t>
             </w:r>
           </w:p>
         </w:tc>
@@ -2833,7 +1870,7 @@
                 <w:sz w:val="18"/>
                 <w:szCs w:val="18"/>
               </w:rPr>
-              <w:t xml:space="preserve">Explains series and parallel circuits correctly. Identifies the extension cord as the cause of the voltage drop and provides a mostly correct calculation. Internal resistance is mentioned but explanation may lack full depth. Circuit diagram is mostly correct with minor omissions.</w:t>
+              <w:t xml:space="preserve">Uses most of the ideas correctly, with a few minor errors or missing links.</w:t>
             </w:r>
           </w:p>
         </w:tc>
@@ -2865,7 +1902,7 @@
                 <w:sz w:val="18"/>
                 <w:szCs w:val="18"/>
               </w:rPr>
-              <w:t xml:space="preserve">Shows partial understanding of series and parallel circuits. The role of the extension cord is identified but the explanation of voltage drop is unclear or unsupported by calculation. Internal resistance is not addressed or is confused with another concept. Circuit diagram is missing or has significant errors.</w:t>
+              <w:t xml:space="preserve">Uses ideas incorrectly or confuses series with parallel, or EMF with terminal voltage.</w:t>
             </w:r>
           </w:p>
         </w:tc>
@@ -2899,7 +1936,7 @@
                 <w:sz w:val="18"/>
                 <w:szCs w:val="18"/>
               </w:rPr>
-              <w:t xml:space="preserve">Application of Electrical Power &amp; Energy to the Phenomenon</w:t>
+              <w:t xml:space="preserve">Calculations of power, energy, current and cost</w:t>
             </w:r>
           </w:p>
         </w:tc>
@@ -2931,7 +1968,7 @@
                 <w:sz w:val="18"/>
                 <w:szCs w:val="18"/>
               </w:rPr>
-              <w:t xml:space="preserve">Accurately explains power and energy using all three power equations. Uses a correct, clearly worked calculation to show how reduced voltage dramatically reduces power (e.g. to one-quarter) and multiplies the time needed to boil water. Directly and explicitly connects this to the Huruma kettle and dim lights phenomenon.</w:t>
+              <w:t xml:space="preserve">Calculations are correct with formula, substitution, working and units (A, W, kWh, Ksh).</w:t>
             </w:r>
           </w:p>
         </w:tc>
@@ -2963,7 +2000,7 @@
                 <w:sz w:val="18"/>
                 <w:szCs w:val="18"/>
               </w:rPr>
-              <w:t xml:space="preserve">Explains power and energy correctly and uses at least one power equation accurately. Calculation shows reduced power at lower voltage with mostly correct reasoning. Connection to the Huruma phenomenon is present but could be more explicit or detailed.</w:t>
+              <w:t xml:space="preserve">Method is correct, but there are small arithmetic or unit errors.</w:t>
             </w:r>
           </w:p>
         </w:tc>
@@ -2995,7 +2032,7 @@
                 <w:sz w:val="18"/>
                 <w:szCs w:val="18"/>
               </w:rPr>
-              <w:t xml:space="preserve">Attempts to explain power or energy but equations are misused or calculations are incorrect. The link between reduced voltage and longer boiling time is stated but not supported with evidence or calculation. The Huruma phenomenon is mentioned but not meaningfully explained.</w:t>
+              <w:t xml:space="preserve">Method is incorrect or incomplete, or units are missing.</w:t>
             </w:r>
           </w:p>
         </w:tc>
@@ -3029,7 +2066,7 @@
                 <w:sz w:val="18"/>
                 <w:szCs w:val="18"/>
               </w:rPr>
-              <w:t xml:space="preserve">Safe and Efficient Circuit Design</w:t>
+              <w:t xml:space="preserve">Safe and efficient design decisions</w:t>
             </w:r>
           </w:p>
         </w:tc>
@@ -3061,7 +2098,7 @@
                 <w:sz w:val="18"/>
                 <w:szCs w:val="18"/>
               </w:rPr>
-              <w:t xml:space="preserve">Provides a well-reasoned justification for parallel home wiring. Accurately explains the function of fuses, circuit breakers, AND earthing. Recommends at least two specific, practical and scientifically justified improvements for Huruma residents. Described/drawn circuit diagram includes all required components (switch, fuse, two parallel appliances, earth connection) correctly.</w:t>
+              <w:t xml:space="preserve">Justifies parallel wiring, thick cables, fuse choice and earthing, and links each to the driving question about energy delivery and safety.</w:t>
             </w:r>
           </w:p>
         </w:tc>
@@ -3093,7 +2130,7 @@
                 <w:sz w:val="18"/>
                 <w:szCs w:val="18"/>
               </w:rPr>
-              <w:t xml:space="preserve">Justifies parallel wiring for home use. Explains at least two of three safety components (fuse, circuit breaker, earthing) accurately. Offers at least one practical recommendation with reasonable justification. Circuit diagram includes most required components with minor errors or omissions.</w:t>
+              <w:t xml:space="preserve">Gives design rules with partial justification.</w:t>
             </w:r>
           </w:p>
         </w:tc>
@@ -3125,7 +2162,7 @@
                 <w:sz w:val="18"/>
                 <w:szCs w:val="18"/>
               </w:rPr>
-              <w:t xml:space="preserve">Mentions parallel circuits or safety devices but explanations are vague or partially incorrect. Fewer than two safety components are explained, or explanations contain errors. Recommendations are generic or not scientifically justified. Circuit diagram is missing key components or is incorrectly labelled.</w:t>
+              <w:t xml:space="preserve">Gives design rules without reasons, or rules that are unsafe.</w:t>
             </w:r>
           </w:p>
         </w:tc>
@@ -3159,7 +2196,7 @@
                 <w:sz w:val="18"/>
                 <w:szCs w:val="18"/>
               </w:rPr>
-              <w:t xml:space="preserve">Coherence of Final Explanation &amp; Use of Scientific Vocabulary</w:t>
+              <w:t xml:space="preserve">Communication and Kenyan context</w:t>
             </w:r>
           </w:p>
         </w:tc>
@@ -3191,7 +2228,7 @@
                 <w:sz w:val="18"/>
                 <w:szCs w:val="18"/>
               </w:rPr>
-              <w:t xml:space="preserve">The final section provides a fluent, well-structured, multi-paragraph response that explicitly and fully answers the driving question. All key unit vocabulary (voltage, current, resistance, Ohm's Law, series, parallel, internal resistance, power, energy, voltage drop, fuse, circuit breaker, earthing) is used correctly and in context. The Huruma phenomenon is woven throughout. A meaningful reflection on conceptual change is included.</w:t>
+              <w:t xml:space="preserve">Writing is clear and well organised, uses correct terms, and refers to the Huruma Estate and Kenya Power contexts.</w:t>
             </w:r>
           </w:p>
         </w:tc>
@@ -3223,7 +2260,7 @@
                 <w:sz w:val="18"/>
                 <w:szCs w:val="18"/>
               </w:rPr>
-              <w:t xml:space="preserve">The final section addresses the driving question clearly and uses most key vocabulary correctly. The Huruma phenomenon is referenced but may not be consistently connected across all points. Reflection on prior understanding is present but may be brief or general.</w:t>
+              <w:t xml:space="preserve">Writing is mostly clear, with some terms misused or limited reference to context.</w:t>
             </w:r>
           </w:p>
         </w:tc>
@@ -3255,7 +2292,7 @@
                 <w:sz w:val="18"/>
                 <w:szCs w:val="18"/>
               </w:rPr>
-              <w:t xml:space="preserve">The final section attempts to answer the driving question but the response is incomplete, disjointed, or relies on everyday language rather than scientific vocabulary. Key terms are missing, misused, or used without explanation. The Huruma phenomenon is mentioned only superficially. Reflection on conceptual change is absent or trivial.</w:t>
+              <w:t xml:space="preserve">Writing is hard to follow, with little use of scientific terms or context.</w:t>
             </w:r>
           </w:p>
         </w:tc>
@@ -3379,7 +2416,7 @@
         </w:rPr>
         <w:t xml:space="preserve">© 2026 SeaVuria and ARES. This work is licensed under a </w:t>
       </w:r>
-      <w:hyperlink w:history="1" r:id="rIdxnkfxekuq33sj2zjr4-hv">
+      <w:hyperlink w:history="1" r:id="rIduy12wqxta9o3zfqhty4gp">
         <w:r>
           <w:rPr>
             <w:rFonts w:ascii="Arial" w:cs="Arial" w:eastAsia="Arial" w:hAnsi="Arial"/>
@@ -3399,7 +2436,7 @@
         </w:rPr>
         <w:t xml:space="preserve"> (</w:t>
       </w:r>
-      <w:hyperlink w:history="1" r:id="rId_bc3tfhtxmsknpohh3wda">
+      <w:hyperlink w:history="1" r:id="rIdwvf7awx9csspharfyt5rf">
         <w:r>
           <w:rPr>
             <w:rFonts w:ascii="Arial" w:cs="Arial" w:eastAsia="Arial" w:hAnsi="Arial"/>
@@ -3419,7 +2456,7 @@
         </w:rPr>
         <w:t xml:space="preserve">). To view a copy of this license, visit </w:t>
       </w:r>
-      <w:hyperlink w:history="1" r:id="rIdfhwdxtnfovbxxsg-8bsxe">
+      <w:hyperlink w:history="1" r:id="rIdqcc8zxuitvnhbwdcq70rc">
         <w:r>
           <w:rPr>
             <w:rFonts w:ascii="Arial" w:cs="Arial" w:eastAsia="Arial" w:hAnsi="Arial"/>

--- a/data/outputs/v2/Physics/SS3.2_Current_Electricity/Physics_Current_Electricity_FinalExplanation.docx
+++ b/data/outputs/v2/Physics/SS3.2_Current_Electricity/Physics_Current_Electricity_FinalExplanation.docx
@@ -2416,7 +2416,7 @@
         </w:rPr>
         <w:t xml:space="preserve">© 2026 SeaVuria and ARES. This work is licensed under a </w:t>
       </w:r>
-      <w:hyperlink w:history="1" r:id="rIduy12wqxta9o3zfqhty4gp">
+      <w:hyperlink w:history="1" r:id="rIdmkqvmdkjnajm1cbkilr6u">
         <w:r>
           <w:rPr>
             <w:rFonts w:ascii="Arial" w:cs="Arial" w:eastAsia="Arial" w:hAnsi="Arial"/>
@@ -2436,7 +2436,7 @@
         </w:rPr>
         <w:t xml:space="preserve"> (</w:t>
       </w:r>
-      <w:hyperlink w:history="1" r:id="rIdwvf7awx9csspharfyt5rf">
+      <w:hyperlink w:history="1" r:id="rIdijzq5hyrzmcxcpwv2tci0">
         <w:r>
           <w:rPr>
             <w:rFonts w:ascii="Arial" w:cs="Arial" w:eastAsia="Arial" w:hAnsi="Arial"/>
@@ -2456,7 +2456,7 @@
         </w:rPr>
         <w:t xml:space="preserve">). To view a copy of this license, visit </w:t>
       </w:r>
-      <w:hyperlink w:history="1" r:id="rIdqcc8zxuitvnhbwdcq70rc">
+      <w:hyperlink w:history="1" r:id="rIdy5bnzx1conxgox1hmmtes">
         <w:r>
           <w:rPr>
             <w:rFonts w:ascii="Arial" w:cs="Arial" w:eastAsia="Arial" w:hAnsi="Arial"/>

--- a/data/outputs/v2/Physics/SS3.2_Current_Electricity/Physics_Current_Electricity_FinalExplanation.docx
+++ b/data/outputs/v2/Physics/SS3.2_Current_Electricity/Physics_Current_Electricity_FinalExplanation.docx
@@ -2416,7 +2416,7 @@
         </w:rPr>
         <w:t xml:space="preserve">© 2026 SeaVuria and ARES. This work is licensed under a </w:t>
       </w:r>
-      <w:hyperlink w:history="1" r:id="rIdmkqvmdkjnajm1cbkilr6u">
+      <w:hyperlink w:history="1" r:id="rId85cbufybofa8kba9omspf">
         <w:r>
           <w:rPr>
             <w:rFonts w:ascii="Arial" w:cs="Arial" w:eastAsia="Arial" w:hAnsi="Arial"/>
@@ -2436,7 +2436,7 @@
         </w:rPr>
         <w:t xml:space="preserve"> (</w:t>
       </w:r>
-      <w:hyperlink w:history="1" r:id="rIdijzq5hyrzmcxcpwv2tci0">
+      <w:hyperlink w:history="1" r:id="rIdsvivb5d1hyq3nc9ebs0ly">
         <w:r>
           <w:rPr>
             <w:rFonts w:ascii="Arial" w:cs="Arial" w:eastAsia="Arial" w:hAnsi="Arial"/>
@@ -2456,7 +2456,7 @@
         </w:rPr>
         <w:t xml:space="preserve">). To view a copy of this license, visit </w:t>
       </w:r>
-      <w:hyperlink w:history="1" r:id="rIdy5bnzx1conxgox1hmmtes">
+      <w:hyperlink w:history="1" r:id="rIdjud5y9m5utzbl5saeojm8">
         <w:r>
           <w:rPr>
             <w:rFonts w:ascii="Arial" w:cs="Arial" w:eastAsia="Arial" w:hAnsi="Arial"/>

--- a/data/outputs/v2/Physics/SS3.2_Current_Electricity/Physics_Current_Electricity_FinalExplanation.docx
+++ b/data/outputs/v2/Physics/SS3.2_Current_Electricity/Physics_Current_Electricity_FinalExplanation.docx
@@ -2416,7 +2416,7 @@
         </w:rPr>
         <w:t xml:space="preserve">© 2026 SeaVuria and ARES. This work is licensed under a </w:t>
       </w:r>
-      <w:hyperlink w:history="1" r:id="rId85cbufybofa8kba9omspf">
+      <w:hyperlink w:history="1" r:id="rIdbzzmlgb-v0z1xxkhj9doh">
         <w:r>
           <w:rPr>
             <w:rFonts w:ascii="Arial" w:cs="Arial" w:eastAsia="Arial" w:hAnsi="Arial"/>
@@ -2436,7 +2436,7 @@
         </w:rPr>
         <w:t xml:space="preserve"> (</w:t>
       </w:r>
-      <w:hyperlink w:history="1" r:id="rIdsvivb5d1hyq3nc9ebs0ly">
+      <w:hyperlink w:history="1" r:id="rId96u2lg_saealxefiyl15i">
         <w:r>
           <w:rPr>
             <w:rFonts w:ascii="Arial" w:cs="Arial" w:eastAsia="Arial" w:hAnsi="Arial"/>
@@ -2456,7 +2456,7 @@
         </w:rPr>
         <w:t xml:space="preserve">). To view a copy of this license, visit </w:t>
       </w:r>
-      <w:hyperlink w:history="1" r:id="rIdjud5y9m5utzbl5saeojm8">
+      <w:hyperlink w:history="1" r:id="rIdxla8raianoxrw59tw7gto">
         <w:r>
           <w:rPr>
             <w:rFonts w:ascii="Arial" w:cs="Arial" w:eastAsia="Arial" w:hAnsi="Arial"/>

--- a/data/outputs/v2/Physics/SS3.2_Current_Electricity/Physics_Current_Electricity_FinalExplanation.docx
+++ b/data/outputs/v2/Physics/SS3.2_Current_Electricity/Physics_Current_Electricity_FinalExplanation.docx
@@ -95,7 +95,7 @@
                 <w:sz w:val="22"/>
                 <w:szCs w:val="22"/>
               </w:rPr>
-              <w:t xml:space="preserve">FINAL EXPLANATION: PHYSICS GRADE 10: 3.2 CURRENT ELECTRICITY – FINAL EXPLANATION</w:t>
+              <w:t xml:space="preserve">FINAL EXPLANATION: PHYSICS GRADE 10: 3.2 CURRENT ELECTRICITY</w:t>
             </w:r>
           </w:p>
         </w:tc>
@@ -422,7 +422,7 @@
                 <w:sz w:val="18"/>
                 <w:szCs w:val="18"/>
               </w:rPr>
-              <w:t xml:space="preserve">This is your Final Explanation for the Huruma Estate phenomenon. Use what you learned in Lessons 1 to 12 to answer every section in the space under each prompt. For each answer, state a claim, give evidence from our investigations, and explain your reasoning using ideas such as Ohm's Law, EMF, internal resistance, series and parallel rules, power and energy. Include units in every calculation and show your working. Write in full sentences.</w:t>
+              <w:t xml:space="preserve">This Final Explanation brings together everything you have learned in Lessons 1 to 12. Answer each question in the space under it, using your own words, the evidence and measurements from our bench demos (9 V pack, three identical 9 V, 2.7 W, 30 Ω bulbs) and the Nairobi classroom. Show every calculation step with units. Use the terms 'in series', 'in parallel', 'potential difference (p.d.)' and 'e.m.f.' correctly. Remember that an ammeter is connected in series and a voltmeter in parallel. Your final answer should connect back to the driving question: Why do the other tubes stay lit when one blows out, and why do bulbs connected in series glow dimmer than identical bulbs connected in parallel to the same battery?</w:t>
             </w:r>
           </w:p>
         </w:tc>
@@ -481,7 +481,7 @@
                 <w:sz w:val="22"/>
                 <w:szCs w:val="22"/>
               </w:rPr>
-              <w:t xml:space="preserve">Section 1: Dim lights and a slow kettle after the blackout</w:t>
+              <w:t xml:space="preserve">Part 1: Why the other tubes stay lit</w:t>
             </w:r>
           </w:p>
         </w:tc>
@@ -515,7 +515,7 @@
                 <w:sz w:val="18"/>
                 <w:szCs w:val="18"/>
               </w:rPr>
-              <w:t xml:space="preserve">After a Kenya Power blackout in Huruma Estate, Nairobi, the lights glowed dimly and the kettle took longer to boil when electricity was first restored. A few minutes later everything worked normally. Explain what happened. In your answer: (a) say what you measure with a voltmeter on the supply terminals when current is flowing compared with when no current flows; (b) use the idea of internal resistance and the equation for terminal voltage; (c) link the change in voltage to the power delivered to the bulbs and kettle using P = V²/R.</w:t>
+              <w:t xml:space="preserve">In the Nairobi evening prep class, four fluorescent tubes share the 240 V mains and one tube blows. (a) How are the tubes connected, and what happens to the other three? (b) Using what you learned about closed loops, p.d. and current, explain why the other three tubes are not affected. (c) Each tube is 36 W on 240 V. Calculate the current in one tube, the current for all four tubes, and the current from the supply after one tube blows. (d) Compare this with an old Christmas-light string in which one bulb fails: what happens, and why?</w:t>
             </w:r>
           </w:p>
         </w:tc>
@@ -611,7 +611,7 @@
                 <w:sz w:val="22"/>
                 <w:szCs w:val="22"/>
               </w:rPr>
-              <w:t xml:space="preserve">Section 2: The bulb on the long, thin extension cord</w:t>
+              <w:t xml:space="preserve">Part 2: Why the series bulbs are dim</w:t>
             </w:r>
           </w:p>
         </w:tc>
@@ -645,384 +645,7 @@
                 <w:sz w:val="18"/>
                 <w:szCs w:val="18"/>
               </w:rPr>
-              <w:t xml:space="preserve">A neighbour in Huruma Estate has a bulb on a long, thin extension cord. It is always dimmer than a bulb plugged directly into the wall socket, even when power is fully restored. In the Huruma Extension Cord Circuit from Lesson 7, the data were:</w:t>
-            </w:r>
-          </w:p>
-          <w:p>
-            <w:pPr>
-              <w:spacing w:after="40" w:before="0"/>
-              <w:jc w:val="left"/>
-            </w:pPr>
-            <w:r>
-              <w:rPr>
-                <w:rFonts w:ascii="Arial" w:cs="Arial" w:eastAsia="Arial" w:hAnsi="Arial"/>
-                <w:b/>
-                <w:bCs/>
-                <w:i w:val="false"/>
-                <w:iCs w:val="false"/>
-                <w:color w:val="000000"/>
-                <w:sz w:val="18"/>
-                <w:szCs w:val="18"/>
-              </w:rPr>
-              <w:t xml:space="preserve"/>
-            </w:r>
-          </w:p>
-          <w:tbl>
-            <w:tblPr>
-              <w:tblW w:type="dxa" w:w="13320"/>
-              <w:tblBorders>
-                <w:top w:val="single" w:color="AAAAAA" w:sz="4"/>
-                <w:left w:val="single" w:color="AAAAAA" w:sz="4"/>
-                <w:bottom w:val="single" w:color="AAAAAA" w:sz="4"/>
-                <w:right w:val="single" w:color="AAAAAA" w:sz="4"/>
-                <w:insideH w:val="single" w:color="auto" w:sz="4"/>
-                <w:insideV w:val="single" w:color="auto" w:sz="4"/>
-              </w:tblBorders>
-              <w:tblLayout w:type="fixed"/>
-            </w:tblPr>
-            <w:tblGrid>
-              <w:gridCol w:w="6660"/>
-              <w:gridCol w:w="6660"/>
-            </w:tblGrid>
-            <w:tr>
-              <w:tc>
-                <w:tcPr>
-                  <w:tcW w:type="dxa" w:w="6660"/>
-                  <w:shd w:fill="D5E8F0" w:color="auto" w:val="clear"/>
-                  <w:tcMar>
-                    <w:top w:type="dxa" w:w="60"/>
-                    <w:left w:type="dxa" w:w="120"/>
-                    <w:bottom w:type="dxa" w:w="60"/>
-                    <w:right w:type="dxa" w:w="120"/>
-                  </w:tcMar>
-                  <w:vAlign w:val="top"/>
-                </w:tcPr>
-                <w:p>
-                  <w:pPr>
-                    <w:spacing w:after="40" w:before="0"/>
-                    <w:jc w:val="left"/>
-                  </w:pPr>
-                  <w:r>
-                    <w:rPr>
-                      <w:rFonts w:ascii="Arial" w:cs="Arial" w:eastAsia="Arial" w:hAnsi="Arial"/>
-                      <w:b/>
-                      <w:bCs/>
-                      <w:i w:val="false"/>
-                      <w:iCs w:val="false"/>
-                      <w:color w:val="000000"/>
-                      <w:sz w:val="18"/>
-                      <w:szCs w:val="18"/>
-                    </w:rPr>
-                    <w:t xml:space="preserve">Part of circuit</w:t>
-                  </w:r>
-                </w:p>
-              </w:tc>
-              <w:tc>
-                <w:tcPr>
-                  <w:tcW w:type="dxa" w:w="6660"/>
-                  <w:shd w:fill="D5E8F0" w:color="auto" w:val="clear"/>
-                  <w:tcMar>
-                    <w:top w:type="dxa" w:w="60"/>
-                    <w:left w:type="dxa" w:w="120"/>
-                    <w:bottom w:type="dxa" w:w="60"/>
-                    <w:right w:type="dxa" w:w="120"/>
-                  </w:tcMar>
-                  <w:vAlign w:val="top"/>
-                </w:tcPr>
-                <w:p>
-                  <w:pPr>
-                    <w:spacing w:after="40" w:before="0"/>
-                    <w:jc w:val="left"/>
-                  </w:pPr>
-                  <w:r>
-                    <w:rPr>
-                      <w:rFonts w:ascii="Arial" w:cs="Arial" w:eastAsia="Arial" w:hAnsi="Arial"/>
-                      <w:b/>
-                      <w:bCs/>
-                      <w:i w:val="false"/>
-                      <w:iCs w:val="false"/>
-                      <w:color w:val="000000"/>
-                      <w:sz w:val="18"/>
-                      <w:szCs w:val="18"/>
-                    </w:rPr>
-                    <w:t xml:space="preserve">Voltage (V)</w:t>
-                  </w:r>
-                </w:p>
-              </w:tc>
-            </w:tr>
-            <w:tr>
-              <w:tc>
-                <w:tcPr>
-                  <w:tcW w:type="dxa" w:w="6660"/>
-                  <w:shd w:fill="FFFFFF" w:color="auto" w:val="clear"/>
-                  <w:tcMar>
-                    <w:top w:type="dxa" w:w="60"/>
-                    <w:left w:type="dxa" w:w="120"/>
-                    <w:bottom w:type="dxa" w:w="60"/>
-                    <w:right w:type="dxa" w:w="120"/>
-                  </w:tcMar>
-                  <w:vAlign w:val="top"/>
-                </w:tcPr>
-                <w:p>
-                  <w:pPr>
-                    <w:spacing w:after="40" w:before="0"/>
-                    <w:jc w:val="left"/>
-                  </w:pPr>
-                  <w:r>
-                    <w:rPr>
-                      <w:rFonts w:ascii="Arial" w:cs="Arial" w:eastAsia="Arial" w:hAnsi="Arial"/>
-                      <w:b w:val="false"/>
-                      <w:bCs w:val="false"/>
-                      <w:i w:val="false"/>
-                      <w:iCs w:val="false"/>
-                      <w:color w:val="000000"/>
-                      <w:sz w:val="18"/>
-                      <w:szCs w:val="18"/>
-                    </w:rPr>
-                    <w:t xml:space="preserve">Supply</w:t>
-                  </w:r>
-                </w:p>
-              </w:tc>
-              <w:tc>
-                <w:tcPr>
-                  <w:tcW w:type="dxa" w:w="6660"/>
-                  <w:shd w:fill="FFFFFF" w:color="auto" w:val="clear"/>
-                  <w:tcMar>
-                    <w:top w:type="dxa" w:w="60"/>
-                    <w:left w:type="dxa" w:w="120"/>
-                    <w:bottom w:type="dxa" w:w="60"/>
-                    <w:right w:type="dxa" w:w="120"/>
-                  </w:tcMar>
-                  <w:vAlign w:val="top"/>
-                </w:tcPr>
-                <w:p>
-                  <w:pPr>
-                    <w:spacing w:after="40" w:before="0"/>
-                    <w:jc w:val="left"/>
-                  </w:pPr>
-                  <w:r>
-                    <w:rPr>
-                      <w:rFonts w:ascii="Arial" w:cs="Arial" w:eastAsia="Arial" w:hAnsi="Arial"/>
-                      <w:b w:val="false"/>
-                      <w:bCs w:val="false"/>
-                      <w:i w:val="false"/>
-                      <w:iCs w:val="false"/>
-                      <w:color w:val="000000"/>
-                      <w:sz w:val="18"/>
-                      <w:szCs w:val="18"/>
-                    </w:rPr>
-                    <w:t xml:space="preserve">240</w:t>
-                  </w:r>
-                </w:p>
-              </w:tc>
-            </w:tr>
-            <w:tr>
-              <w:tc>
-                <w:tcPr>
-                  <w:tcW w:type="dxa" w:w="6660"/>
-                  <w:shd w:fill="FFFFFF" w:color="auto" w:val="clear"/>
-                  <w:tcMar>
-                    <w:top w:type="dxa" w:w="60"/>
-                    <w:left w:type="dxa" w:w="120"/>
-                    <w:bottom w:type="dxa" w:w="60"/>
-                    <w:right w:type="dxa" w:w="120"/>
-                  </w:tcMar>
-                  <w:vAlign w:val="top"/>
-                </w:tcPr>
-                <w:p>
-                  <w:pPr>
-                    <w:spacing w:after="40" w:before="0"/>
-                    <w:jc w:val="left"/>
-                  </w:pPr>
-                  <w:r>
-                    <w:rPr>
-                      <w:rFonts w:ascii="Arial" w:cs="Arial" w:eastAsia="Arial" w:hAnsi="Arial"/>
-                      <w:b w:val="false"/>
-                      <w:bCs w:val="false"/>
-                      <w:i w:val="false"/>
-                      <w:iCs w:val="false"/>
-                      <w:color w:val="000000"/>
-                      <w:sz w:val="18"/>
-                      <w:szCs w:val="18"/>
-                    </w:rPr>
-                    <w:t xml:space="preserve">Across the 6 Ω extension cord</w:t>
-                  </w:r>
-                </w:p>
-              </w:tc>
-              <w:tc>
-                <w:tcPr>
-                  <w:tcW w:type="dxa" w:w="6660"/>
-                  <w:shd w:fill="FFFFFF" w:color="auto" w:val="clear"/>
-                  <w:tcMar>
-                    <w:top w:type="dxa" w:w="60"/>
-                    <w:left w:type="dxa" w:w="120"/>
-                    <w:bottom w:type="dxa" w:w="60"/>
-                    <w:right w:type="dxa" w:w="120"/>
-                  </w:tcMar>
-                  <w:vAlign w:val="top"/>
-                </w:tcPr>
-                <w:p>
-                  <w:pPr>
-                    <w:spacing w:after="40" w:before="0"/>
-                    <w:jc w:val="left"/>
-                  </w:pPr>
-                  <w:r>
-                    <w:rPr>
-                      <w:rFonts w:ascii="Arial" w:cs="Arial" w:eastAsia="Arial" w:hAnsi="Arial"/>
-                      <w:b w:val="false"/>
-                      <w:bCs w:val="false"/>
-                      <w:i w:val="false"/>
-                      <w:iCs w:val="false"/>
-                      <w:color w:val="000000"/>
-                      <w:sz w:val="18"/>
-                      <w:szCs w:val="18"/>
-                    </w:rPr>
-                    <w:t xml:space="preserve">31.3</w:t>
-                  </w:r>
-                </w:p>
-              </w:tc>
-            </w:tr>
-            <w:tr>
-              <w:tc>
-                <w:tcPr>
-                  <w:tcW w:type="dxa" w:w="6660"/>
-                  <w:shd w:fill="FFFFFF" w:color="auto" w:val="clear"/>
-                  <w:tcMar>
-                    <w:top w:type="dxa" w:w="60"/>
-                    <w:left w:type="dxa" w:w="120"/>
-                    <w:bottom w:type="dxa" w:w="60"/>
-                    <w:right w:type="dxa" w:w="120"/>
-                  </w:tcMar>
-                  <w:vAlign w:val="top"/>
-                </w:tcPr>
-                <w:p>
-                  <w:pPr>
-                    <w:spacing w:after="40" w:before="0"/>
-                    <w:jc w:val="left"/>
-                  </w:pPr>
-                  <w:r>
-                    <w:rPr>
-                      <w:rFonts w:ascii="Arial" w:cs="Arial" w:eastAsia="Arial" w:hAnsi="Arial"/>
-                      <w:b w:val="false"/>
-                      <w:bCs w:val="false"/>
-                      <w:i w:val="false"/>
-                      <w:iCs w:val="false"/>
-                      <w:color w:val="000000"/>
-                      <w:sz w:val="18"/>
-                      <w:szCs w:val="18"/>
-                    </w:rPr>
-                    <w:t xml:space="preserve">Across the parallel appliances (bulb in Socket A and charger in Socket B)</w:t>
-                  </w:r>
-                </w:p>
-              </w:tc>
-              <w:tc>
-                <w:tcPr>
-                  <w:tcW w:type="dxa" w:w="6660"/>
-                  <w:shd w:fill="FFFFFF" w:color="auto" w:val="clear"/>
-                  <w:tcMar>
-                    <w:top w:type="dxa" w:w="60"/>
-                    <w:left w:type="dxa" w:w="120"/>
-                    <w:bottom w:type="dxa" w:w="60"/>
-                    <w:right w:type="dxa" w:w="120"/>
-                  </w:tcMar>
-                  <w:vAlign w:val="top"/>
-                </w:tcPr>
-                <w:p>
-                  <w:pPr>
-                    <w:spacing w:after="40" w:before="0"/>
-                    <w:jc w:val="left"/>
-                  </w:pPr>
-                  <w:r>
-                    <w:rPr>
-                      <w:rFonts w:ascii="Arial" w:cs="Arial" w:eastAsia="Arial" w:hAnsi="Arial"/>
-                      <w:b w:val="false"/>
-                      <w:bCs w:val="false"/>
-                      <w:i w:val="false"/>
-                      <w:iCs w:val="false"/>
-                      <w:color w:val="000000"/>
-                      <w:sz w:val="18"/>
-                      <w:szCs w:val="18"/>
-                    </w:rPr>
-                    <w:t xml:space="preserve">208.7</w:t>
-                  </w:r>
-                </w:p>
-              </w:tc>
-            </w:tr>
-          </w:tbl>
-          <w:p>
-            <w:pPr>
-              <w:spacing w:after="60" w:before="0"/>
-              <w:jc w:val="left"/>
-            </w:pPr>
-            <w:r>
-              <w:rPr>
-                <w:rFonts w:ascii="Arial" w:cs="Arial" w:eastAsia="Arial" w:hAnsi="Arial"/>
-                <w:b w:val="false"/>
-                <w:bCs w:val="false"/>
-                <w:i w:val="false"/>
-                <w:iCs w:val="false"/>
-                <w:color w:val="000000"/>
-                <w:sz w:val="18"/>
-                <w:szCs w:val="18"/>
-              </w:rPr>
-              <w:t xml:space="preserve"/>
-            </w:r>
-          </w:p>
-          <w:p>
-            <w:pPr>
-              <w:spacing w:after="40" w:before="0"/>
-              <w:jc w:val="left"/>
-            </w:pPr>
-            <w:r>
-              <w:rPr>
-                <w:rFonts w:ascii="Arial" w:cs="Arial" w:eastAsia="Arial" w:hAnsi="Arial"/>
-                <w:b/>
-                <w:bCs/>
-                <w:i w:val="false"/>
-                <w:iCs w:val="false"/>
-                <w:color w:val="000000"/>
-                <w:sz w:val="18"/>
-                <w:szCs w:val="18"/>
-              </w:rPr>
-              <w:t xml:space="preserve"/>
-            </w:r>
-          </w:p>
-          <w:p>
-            <w:pPr>
-              <w:spacing w:after="40" w:before="0"/>
-              <w:jc w:val="left"/>
-            </w:pPr>
-            <w:r>
-              <w:rPr>
-                <w:rFonts w:ascii="Arial" w:cs="Arial" w:eastAsia="Arial" w:hAnsi="Arial"/>
-                <w:b/>
-                <w:bCs/>
-                <w:i w:val="false"/>
-                <w:iCs w:val="false"/>
-                <w:color w:val="000000"/>
-                <w:sz w:val="18"/>
-                <w:szCs w:val="18"/>
-              </w:rPr>
-              <w:t xml:space="preserve">(a) Explain why the bulb is dimmer, using the data. (b) Describe how the cord's length and cross-sectional area affect its resistance, and how this links to ρ = RA/L. (c) Calculate the current flowing through the cord. (d) Explain why this is a problem for energy delivery and safety.</w:t>
-            </w:r>
-          </w:p>
-          <w:p>
-            <w:pPr>
-              <w:spacing w:after="60" w:before="0"/>
-              <w:jc w:val="left"/>
-            </w:pPr>
-            <w:r>
-              <w:rPr>
-                <w:rFonts w:ascii="Arial" w:cs="Arial" w:eastAsia="Arial" w:hAnsi="Arial"/>
-                <w:b w:val="false"/>
-                <w:bCs w:val="false"/>
-                <w:i w:val="false"/>
-                <w:iCs w:val="false"/>
-                <w:color w:val="000000"/>
-                <w:sz w:val="18"/>
-                <w:szCs w:val="18"/>
-              </w:rPr>
-              <w:t xml:space="preserve"/>
+              <w:t xml:space="preserve">Mr. Otieno connected three identical 9 V, 2.7 W, 30 Ω bulbs in series to the 9 V battery pack. Wanjiru asked why they glow dim. (a) Calculate the total resistance of the circuit. (b) Calculate the current in the circuit and say what an ammeter would read at different points in the loop. (c) Calculate the p.d. across each bulb and show how the p.d.s relate to the e.m.f. of the pack. (d) Calculate the power in each bulb and use it to explain why they are dim. (e) What happens if one bulb is removed, and why?</w:t>
             </w:r>
           </w:p>
         </w:tc>
@@ -1118,7 +741,7 @@
                 <w:sz w:val="22"/>
                 <w:szCs w:val="22"/>
               </w:rPr>
-              <w:t xml:space="preserve">Section 3: Why homes are wired in parallel</w:t>
+              <w:t xml:space="preserve">Part 3: Why the parallel bulbs are bright</w:t>
             </w:r>
           </w:p>
         </w:tc>
@@ -1152,7 +775,7 @@
                 <w:sz w:val="18"/>
                 <w:szCs w:val="18"/>
               </w:rPr>
-              <w:t xml:space="preserve">Explain why all the appliances in a Kenyan home are connected in parallel to the 240 V supply rather than in series. Use what you observed in Lessons 5 and 6 (Christmas-style bulbs in series and the parallel circuits you built). Mention voltage, current and what happens when one appliance is switched off or removed.</w:t>
+              <w:t xml:space="preserve">Now the three identical bulbs are connected in parallel to the same 9 V pack. (a) What p.d. is across each bulb, and what current flows in each branch? (b) What current comes from the battery, and what is the effective resistance of the circuit? Show it using 1/R = 1/R1 + 1/R2 + 1/R3. (c) Calculate the power in each bulb and compare it with a series bulb. (d) One bulb is removed. What are the p.d. and current in each remaining bulb, and what is the battery current now? (e) Kipchirchir predicted that the battery is used up faster in parallel. Is he right? Use your numbers.</w:t>
             </w:r>
           </w:p>
         </w:tc>
@@ -1248,7 +871,7 @@
                 <w:sz w:val="22"/>
                 <w:szCs w:val="22"/>
               </w:rPr>
-              <w:t xml:space="preserve">Section 4: Power, energy and cost at home</w:t>
+              <w:t xml:space="preserve">Part 4: Energy, cost and safe design</w:t>
             </w:r>
           </w:p>
         </w:tc>
@@ -1282,7 +905,7 @@
                 <w:sz w:val="18"/>
                 <w:szCs w:val="18"/>
               </w:rPr>
-              <w:t xml:space="preserve">A 3 kW electric jiko is used in a Nairobi home on a 240 V supply. Kenya Power charges about Ksh 12.00 per unit (1 kWh). (a) Calculate the current the jiko draws. (b) Calculate how long it takes to use 1 kWh and the cost of running it for that time. (c) Explain why a kettle that runs on lower terminal voltage during the Huruma power restoration takes longer to boil water, and say whether the energy needed to boil the same water changes.</w:t>
+              <w:t xml:space="preserve">The school wants to light the Nairobi classroom with the four 36 W tubes in parallel on 240 V mains. (a) Calculate the energy used by the four tubes in 5 hours in kWh and the cost at KSh 25 per kWh. (b) A 60 W filament bulb and a 9 W LED are each used for 5 hours. Compare the energy used and the cost of each. (c) Achieng's family in Kisumu has a 12 V solar home system. Say how its lights should be connected so that one failed bulb does not put out the others, and why. (d) A kettle (3000 W) and a heater (2000 W) are plugged into one 240 V socket with a 13 A fuse. Calculate what happens and explain why. (e) Describe the safety devices that your classroom circuit should have.</w:t>
             </w:r>
           </w:p>
         </w:tc>
@@ -1378,7 +1001,7 @@
                 <w:sz w:val="22"/>
                 <w:szCs w:val="22"/>
               </w:rPr>
-              <w:t xml:space="preserve">Section 5: Designing a safe, efficient circuit for the Wanjiku Family Home</w:t>
+              <w:t xml:space="preserve">Part 5: Final explanation and model revision</w:t>
             </w:r>
           </w:p>
         </w:tc>
@@ -1412,7 +1035,7 @@
                 <w:sz w:val="18"/>
                 <w:szCs w:val="18"/>
               </w:rPr>
-              <w:t xml:space="preserve">The Wanjiku family in Githurai, Nairobi, has a 15 A mains fuse on 240 V. They want to run the 3 kW electric jiko and a second 3 kW appliance at the same time on this fuse. (a) Calculate the total current if both run together and decide whether the 15 A fuse is safe. (b) Explain what the fuse does and what could happen if a much bigger fuse or a thin extension cord were used instead. (c) Give three design rules, with reasons, for wiring the home so that every appliance gets the right amount of energy safely and efficiently. Answer the driving question: why do devices sometimes get less energy than expected, and how do we design circuits to prevent this?</w:t>
+              <w:t xml:space="preserve">Write a complete final explanation that answers the driving question: Why do the other tubes stay lit when one blows out, and why do bulbs connected in series glow dimmer than identical bulbs connected in parallel to the same battery? Use evidence from at least three of our lessons (for example the current and p.d. measurements, Ohm's law, and resistance in series and in parallel). Then state one idea in your Lesson 1 model that you now want to change, and say how you would change it. Finally, say how this helps you answer the KICD questions: how do we determine the relationship between current, p.d. and resistance, and how is current electricity applied in day-to-day life?</w:t>
             </w:r>
           </w:p>
         </w:tc>
@@ -1676,7 +1299,7 @@
                 <w:sz w:val="18"/>
                 <w:szCs w:val="18"/>
               </w:rPr>
-              <w:t xml:space="preserve">Claim, evidence and reasoning</w:t>
+              <w:t xml:space="preserve">Use of evidence and data</w:t>
             </w:r>
           </w:p>
         </w:tc>
@@ -1708,7 +1331,7 @@
                 <w:sz w:val="18"/>
                 <w:szCs w:val="18"/>
               </w:rPr>
-              <w:t xml:space="preserve">Gives a clear claim for each phenomenon, supports it with specific data from our investigations (for example 31.3 V and 208.7 V), and links evidence to the claim with correct scientific reasoning.</w:t>
+              <w:t xml:space="preserve">Uses the exact values from the demos and classroom (90 Ω, 10 Ω, 0.10 A, 0.30 A, 3.0 V, 9.0 V, 0.30 W, 2.7 W, 0.15 A, 0.60 A, 0.45 A) accurately and links them to claims.</w:t>
             </w:r>
           </w:p>
         </w:tc>
@@ -1740,7 +1363,7 @@
                 <w:sz w:val="18"/>
                 <w:szCs w:val="18"/>
               </w:rPr>
-              <w:t xml:space="preserve">Gives claims and some evidence from the lessons, but reasoning is partly missing or does not fully link the evidence to the claim.</w:t>
+              <w:t xml:space="preserve">Uses most of the correct values but some are missing or not linked clearly to the claim.</w:t>
             </w:r>
           </w:p>
         </w:tc>
@@ -1772,7 +1395,7 @@
                 <w:sz w:val="18"/>
                 <w:szCs w:val="18"/>
               </w:rPr>
-              <w:t xml:space="preserve">Gives statements with little or no evidence, or evidence that does not match the claim.</w:t>
+              <w:t xml:space="preserve">Uses few or incorrect values, or gives claims without evidence.</w:t>
             </w:r>
           </w:p>
         </w:tc>
@@ -1806,7 +1429,7 @@
                 <w:sz w:val="18"/>
                 <w:szCs w:val="18"/>
               </w:rPr>
-              <w:t xml:space="preserve">Use of circuit ideas (V = IR, internal resistance, series and parallel rules)</w:t>
+              <w:t xml:space="preserve">Scientific reasoning about series and parallel circuits</w:t>
             </w:r>
           </w:p>
         </w:tc>
@@ -1838,7 +1461,7 @@
                 <w:sz w:val="18"/>
                 <w:szCs w:val="18"/>
               </w:rPr>
-              <w:t xml:space="preserve">Uses V = IR, V = E − Ir, and the series and parallel rules correctly and consistently to explain both the post-blackout dimming and the extension cord.</w:t>
+              <w:t xml:space="preserve">Clearly explains that series bulbs share the p.d. and a single current through 90 Ω, while parallel branches each get the full p.d. and independent current, and links this to why one blown tube does not affect the others.</w:t>
             </w:r>
           </w:p>
         </w:tc>
@@ -1870,7 +1493,7 @@
                 <w:sz w:val="18"/>
                 <w:szCs w:val="18"/>
               </w:rPr>
-              <w:t xml:space="preserve">Uses most of the ideas correctly, with a few minor errors or missing links.</w:t>
+              <w:t xml:space="preserve">Explains the series and parallel difference correctly but with limited reasoning about p.d., current or resistance.</w:t>
             </w:r>
           </w:p>
         </w:tc>
@@ -1902,7 +1525,7 @@
                 <w:sz w:val="18"/>
                 <w:szCs w:val="18"/>
               </w:rPr>
-              <w:t xml:space="preserve">Uses ideas incorrectly or confuses series with parallel, or EMF with terminal voltage.</w:t>
+              <w:t xml:space="preserve">Describes what happens without a correct reason, or shows misconceptions such as bulbs using up current.</w:t>
             </w:r>
           </w:p>
         </w:tc>
@@ -1936,7 +1559,7 @@
                 <w:sz w:val="18"/>
                 <w:szCs w:val="18"/>
               </w:rPr>
-              <w:t xml:space="preserve">Calculations of power, energy, current and cost</w:t>
+              <w:t xml:space="preserve">Calculations and units</w:t>
             </w:r>
           </w:p>
         </w:tc>
@@ -1968,7 +1591,7 @@
                 <w:sz w:val="18"/>
                 <w:szCs w:val="18"/>
               </w:rPr>
-              <w:t xml:space="preserve">Calculations are correct with formula, substitution, working and units (A, W, kWh, Ksh).</w:t>
+              <w:t xml:space="preserve">All calculations (V = IR, resistance in series and parallel, P = IV, E = Pt, cost) are set out step by step with correct units and answers.</w:t>
             </w:r>
           </w:p>
         </w:tc>
@@ -2000,7 +1623,7 @@
                 <w:sz w:val="18"/>
                 <w:szCs w:val="18"/>
               </w:rPr>
-              <w:t xml:space="preserve">Method is correct, but there are small arithmetic or unit errors.</w:t>
+              <w:t xml:space="preserve">Calculations mostly correct with minor errors in units or steps.</w:t>
             </w:r>
           </w:p>
         </w:tc>
@@ -2032,7 +1655,7 @@
                 <w:sz w:val="18"/>
                 <w:szCs w:val="18"/>
               </w:rPr>
-              <w:t xml:space="preserve">Method is incorrect or incomplete, or units are missing.</w:t>
+              <w:t xml:space="preserve">Calculations incomplete or incorrect, or missing units.</w:t>
             </w:r>
           </w:p>
         </w:tc>
@@ -2066,7 +1689,7 @@
                 <w:sz w:val="18"/>
                 <w:szCs w:val="18"/>
               </w:rPr>
-              <w:t xml:space="preserve">Safe and efficient design decisions</w:t>
+              <w:t xml:space="preserve">Application and safety</w:t>
             </w:r>
           </w:p>
         </w:tc>
@@ -2098,7 +1721,7 @@
                 <w:sz w:val="18"/>
                 <w:szCs w:val="18"/>
               </w:rPr>
-              <w:t xml:space="preserve">Justifies parallel wiring, thick cables, fuse choice and earthing, and links each to the driving question about energy delivery and safety.</w:t>
+              <w:t xml:space="preserve">Correctly explains the fuse blowing at 20.8 A against 13 A, the roles of the fuse or breaker and earthing, and the cost saving of an LED, in Kenyan contexts.</w:t>
             </w:r>
           </w:p>
         </w:tc>
@@ -2130,7 +1753,7 @@
                 <w:sz w:val="18"/>
                 <w:szCs w:val="18"/>
               </w:rPr>
-              <w:t xml:space="preserve">Gives design rules with partial justification.</w:t>
+              <w:t xml:space="preserve">Explains most safety and cost ideas correctly with some gaps.</w:t>
             </w:r>
           </w:p>
         </w:tc>
@@ -2162,7 +1785,7 @@
                 <w:sz w:val="18"/>
                 <w:szCs w:val="18"/>
               </w:rPr>
-              <w:t xml:space="preserve">Gives design rules without reasons, or rules that are unsafe.</w:t>
+              <w:t xml:space="preserve">Safety and cost ideas are unclear or missing.</w:t>
             </w:r>
           </w:p>
         </w:tc>
@@ -2196,7 +1819,7 @@
                 <w:sz w:val="18"/>
                 <w:szCs w:val="18"/>
               </w:rPr>
-              <w:t xml:space="preserve">Communication and Kenyan context</w:t>
+              <w:t xml:space="preserve">Model revision and communication</w:t>
             </w:r>
           </w:p>
         </w:tc>
@@ -2228,7 +1851,7 @@
                 <w:sz w:val="18"/>
                 <w:szCs w:val="18"/>
               </w:rPr>
-              <w:t xml:space="preserve">Writing is clear and well organised, uses correct terms, and refers to the Huruma Estate and Kenya Power contexts.</w:t>
+              <w:t xml:space="preserve">Compares the first model with the final model, names a specific change, links to both KICD questions, and uses scientific terms (in series, in parallel, p.d., e.m.f.) correctly.</w:t>
             </w:r>
           </w:p>
         </w:tc>
@@ -2260,7 +1883,7 @@
                 <w:sz w:val="18"/>
                 <w:szCs w:val="18"/>
               </w:rPr>
-              <w:t xml:space="preserve">Writing is mostly clear, with some terms misused or limited reference to context.</w:t>
+              <w:t xml:space="preserve">Describes a change in the model and uses most terms correctly.</w:t>
             </w:r>
           </w:p>
         </w:tc>
@@ -2292,7 +1915,7 @@
                 <w:sz w:val="18"/>
                 <w:szCs w:val="18"/>
               </w:rPr>
-              <w:t xml:space="preserve">Writing is hard to follow, with little use of scientific terms or context.</w:t>
+              <w:t xml:space="preserve">Does not describe a model change or uses terms incorrectly.</w:t>
             </w:r>
           </w:p>
         </w:tc>
@@ -2416,7 +2039,7 @@
         </w:rPr>
         <w:t xml:space="preserve">© 2026 SeaVuria and ARES. This work is licensed under a </w:t>
       </w:r>
-      <w:hyperlink w:history="1" r:id="rIdbzzmlgb-v0z1xxkhj9doh">
+      <w:hyperlink w:history="1" r:id="rIdz91jmom3eqvxcx-jmsrd0">
         <w:r>
           <w:rPr>
             <w:rFonts w:ascii="Arial" w:cs="Arial" w:eastAsia="Arial" w:hAnsi="Arial"/>
@@ -2436,7 +2059,7 @@
         </w:rPr>
         <w:t xml:space="preserve"> (</w:t>
       </w:r>
-      <w:hyperlink w:history="1" r:id="rId96u2lg_saealxefiyl15i">
+      <w:hyperlink w:history="1" r:id="rIdx_bqexowt1lrpql2cfsid">
         <w:r>
           <w:rPr>
             <w:rFonts w:ascii="Arial" w:cs="Arial" w:eastAsia="Arial" w:hAnsi="Arial"/>
@@ -2456,7 +2079,7 @@
         </w:rPr>
         <w:t xml:space="preserve">). To view a copy of this license, visit </w:t>
       </w:r>
-      <w:hyperlink w:history="1" r:id="rIdxla8raianoxrw59tw7gto">
+      <w:hyperlink w:history="1" r:id="rIdzuz13lsj8fnhinrpvy1tf">
         <w:r>
           <w:rPr>
             <w:rFonts w:ascii="Arial" w:cs="Arial" w:eastAsia="Arial" w:hAnsi="Arial"/>

--- a/data/outputs/v2/Physics/SS3.2_Current_Electricity/Physics_Current_Electricity_FinalExplanation.docx
+++ b/data/outputs/v2/Physics/SS3.2_Current_Electricity/Physics_Current_Electricity_FinalExplanation.docx
@@ -4,6 +4,7 @@
   <w:body>
     <w:p>
       <w:pPr>
+        <w:keepNext w:val="false"/>
         <w:spacing w:after="30" w:before="0"/>
         <w:jc w:val="center"/>
       </w:pPr>
@@ -23,6 +24,7 @@
     </w:p>
     <w:p>
       <w:pPr>
+        <w:keepNext w:val="false"/>
         <w:spacing w:after="60" w:before="0"/>
         <w:jc w:val="center"/>
       </w:pPr>
@@ -81,6 +83,7 @@
           </w:tcPr>
           <w:p>
             <w:pPr>
+              <w:keepNext w:val="false"/>
               <w:spacing w:after="40" w:before="0"/>
               <w:jc w:val="center"/>
             </w:pPr>
@@ -116,6 +119,7 @@
           </w:tcPr>
           <w:p>
             <w:pPr>
+              <w:keepNext w:val="false"/>
               <w:spacing w:after="40" w:before="0"/>
               <w:jc w:val="center"/>
             </w:pPr>
@@ -150,6 +154,7 @@
           </w:tcPr>
           <w:p>
             <w:pPr>
+              <w:keepNext w:val="false"/>
               <w:spacing w:after="40" w:before="0"/>
               <w:jc w:val="left"/>
             </w:pPr>
@@ -182,6 +187,7 @@
           </w:tcPr>
           <w:p>
             <w:pPr>
+              <w:keepNext w:val="false"/>
               <w:spacing w:after="40" w:before="0"/>
               <w:jc w:val="left"/>
             </w:pPr>
@@ -216,6 +222,7 @@
           </w:tcPr>
           <w:p>
             <w:pPr>
+              <w:keepNext w:val="false"/>
               <w:spacing w:after="40" w:before="0"/>
               <w:jc w:val="left"/>
             </w:pPr>
@@ -248,6 +255,7 @@
           </w:tcPr>
           <w:p>
             <w:pPr>
+              <w:keepNext w:val="false"/>
               <w:spacing w:after="40" w:before="0"/>
               <w:jc w:val="left"/>
             </w:pPr>
@@ -282,6 +290,7 @@
           </w:tcPr>
           <w:p>
             <w:pPr>
+              <w:keepNext w:val="false"/>
               <w:spacing w:after="40" w:before="0"/>
               <w:jc w:val="left"/>
             </w:pPr>
@@ -314,6 +323,7 @@
           </w:tcPr>
           <w:p>
             <w:pPr>
+              <w:keepNext w:val="false"/>
               <w:spacing w:after="40" w:before="0"/>
               <w:jc w:val="left"/>
             </w:pPr>
@@ -374,6 +384,7 @@
           </w:tcPr>
           <w:p>
             <w:pPr>
+              <w:keepNext w:val="false"/>
               <w:spacing w:after="40" w:before="0"/>
               <w:jc w:val="center"/>
             </w:pPr>
@@ -408,6 +419,7 @@
           </w:tcPr>
           <w:p>
             <w:pPr>
+              <w:keepNext w:val="false"/>
               <w:spacing w:after="40" w:before="0"/>
               <w:jc w:val="left"/>
             </w:pPr>
@@ -467,6 +479,7 @@
           </w:tcPr>
           <w:p>
             <w:pPr>
+              <w:keepNext/>
               <w:spacing w:after="40" w:before="0"/>
               <w:jc w:val="center"/>
             </w:pPr>
@@ -501,6 +514,7 @@
           </w:tcPr>
           <w:p>
             <w:pPr>
+              <w:keepNext/>
               <w:spacing w:after="40" w:before="0"/>
               <w:jc w:val="left"/>
             </w:pPr>
@@ -538,6 +552,7 @@
           </w:tcPr>
           <w:p>
             <w:pPr>
+              <w:keepNext w:val="false"/>
               <w:spacing w:after="40" w:before="0"/>
               <w:jc w:val="left"/>
             </w:pPr>
@@ -597,6 +612,7 @@
           </w:tcPr>
           <w:p>
             <w:pPr>
+              <w:keepNext/>
               <w:spacing w:after="40" w:before="0"/>
               <w:jc w:val="center"/>
             </w:pPr>
@@ -631,6 +647,7 @@
           </w:tcPr>
           <w:p>
             <w:pPr>
+              <w:keepNext/>
               <w:spacing w:after="40" w:before="0"/>
               <w:jc w:val="left"/>
             </w:pPr>
@@ -668,6 +685,7 @@
           </w:tcPr>
           <w:p>
             <w:pPr>
+              <w:keepNext w:val="false"/>
               <w:spacing w:after="40" w:before="0"/>
               <w:jc w:val="left"/>
             </w:pPr>
@@ -727,6 +745,7 @@
           </w:tcPr>
           <w:p>
             <w:pPr>
+              <w:keepNext/>
               <w:spacing w:after="40" w:before="0"/>
               <w:jc w:val="center"/>
             </w:pPr>
@@ -761,6 +780,7 @@
           </w:tcPr>
           <w:p>
             <w:pPr>
+              <w:keepNext/>
               <w:spacing w:after="40" w:before="0"/>
               <w:jc w:val="left"/>
             </w:pPr>
@@ -798,6 +818,7 @@
           </w:tcPr>
           <w:p>
             <w:pPr>
+              <w:keepNext w:val="false"/>
               <w:spacing w:after="40" w:before="0"/>
               <w:jc w:val="left"/>
             </w:pPr>
@@ -857,6 +878,7 @@
           </w:tcPr>
           <w:p>
             <w:pPr>
+              <w:keepNext/>
               <w:spacing w:after="40" w:before="0"/>
               <w:jc w:val="center"/>
             </w:pPr>
@@ -891,6 +913,7 @@
           </w:tcPr>
           <w:p>
             <w:pPr>
+              <w:keepNext/>
               <w:spacing w:after="40" w:before="0"/>
               <w:jc w:val="left"/>
             </w:pPr>
@@ -928,6 +951,7 @@
           </w:tcPr>
           <w:p>
             <w:pPr>
+              <w:keepNext w:val="false"/>
               <w:spacing w:after="40" w:before="0"/>
               <w:jc w:val="left"/>
             </w:pPr>
@@ -987,6 +1011,7 @@
           </w:tcPr>
           <w:p>
             <w:pPr>
+              <w:keepNext/>
               <w:spacing w:after="40" w:before="0"/>
               <w:jc w:val="center"/>
             </w:pPr>
@@ -1021,6 +1046,7 @@
           </w:tcPr>
           <w:p>
             <w:pPr>
+              <w:keepNext/>
               <w:spacing w:after="40" w:before="0"/>
               <w:jc w:val="left"/>
             </w:pPr>
@@ -1058,6 +1084,7 @@
           </w:tcPr>
           <w:p>
             <w:pPr>
+              <w:keepNext w:val="false"/>
               <w:spacing w:after="40" w:before="0"/>
               <w:jc w:val="left"/>
             </w:pPr>
@@ -1121,6 +1148,7 @@
           </w:tcPr>
           <w:p>
             <w:pPr>
+              <w:keepNext w:val="false"/>
               <w:spacing w:after="40" w:before="0"/>
               <w:jc w:val="center"/>
             </w:pPr>
@@ -1155,6 +1183,7 @@
           </w:tcPr>
           <w:p>
             <w:pPr>
+              <w:keepNext w:val="false"/>
               <w:spacing w:after="40" w:before="0"/>
               <w:jc w:val="left"/>
             </w:pPr>
@@ -1187,6 +1216,7 @@
           </w:tcPr>
           <w:p>
             <w:pPr>
+              <w:keepNext w:val="false"/>
               <w:spacing w:after="40" w:before="0"/>
               <w:jc w:val="left"/>
             </w:pPr>
@@ -1219,6 +1249,7 @@
           </w:tcPr>
           <w:p>
             <w:pPr>
+              <w:keepNext w:val="false"/>
               <w:spacing w:after="40" w:before="0"/>
               <w:jc w:val="left"/>
             </w:pPr>
@@ -1251,6 +1282,7 @@
           </w:tcPr>
           <w:p>
             <w:pPr>
+              <w:keepNext w:val="false"/>
               <w:spacing w:after="40" w:before="0"/>
               <w:jc w:val="left"/>
             </w:pPr>
@@ -1285,6 +1317,7 @@
           </w:tcPr>
           <w:p>
             <w:pPr>
+              <w:keepNext w:val="false"/>
               <w:spacing w:after="40" w:before="0"/>
               <w:jc w:val="left"/>
             </w:pPr>
@@ -1317,6 +1350,7 @@
           </w:tcPr>
           <w:p>
             <w:pPr>
+              <w:keepNext w:val="false"/>
               <w:spacing w:after="40" w:before="0"/>
               <w:jc w:val="left"/>
             </w:pPr>
@@ -1349,6 +1383,7 @@
           </w:tcPr>
           <w:p>
             <w:pPr>
+              <w:keepNext w:val="false"/>
               <w:spacing w:after="40" w:before="0"/>
               <w:jc w:val="left"/>
             </w:pPr>
@@ -1381,6 +1416,7 @@
           </w:tcPr>
           <w:p>
             <w:pPr>
+              <w:keepNext w:val="false"/>
               <w:spacing w:after="40" w:before="0"/>
               <w:jc w:val="left"/>
             </w:pPr>
@@ -1415,6 +1451,7 @@
           </w:tcPr>
           <w:p>
             <w:pPr>
+              <w:keepNext w:val="false"/>
               <w:spacing w:after="40" w:before="0"/>
               <w:jc w:val="left"/>
             </w:pPr>
@@ -1447,6 +1484,7 @@
           </w:tcPr>
           <w:p>
             <w:pPr>
+              <w:keepNext w:val="false"/>
               <w:spacing w:after="40" w:before="0"/>
               <w:jc w:val="left"/>
             </w:pPr>
@@ -1479,6 +1517,7 @@
           </w:tcPr>
           <w:p>
             <w:pPr>
+              <w:keepNext w:val="false"/>
               <w:spacing w:after="40" w:before="0"/>
               <w:jc w:val="left"/>
             </w:pPr>
@@ -1511,6 +1550,7 @@
           </w:tcPr>
           <w:p>
             <w:pPr>
+              <w:keepNext w:val="false"/>
               <w:spacing w:after="40" w:before="0"/>
               <w:jc w:val="left"/>
             </w:pPr>
@@ -1545,6 +1585,7 @@
           </w:tcPr>
           <w:p>
             <w:pPr>
+              <w:keepNext w:val="false"/>
               <w:spacing w:after="40" w:before="0"/>
               <w:jc w:val="left"/>
             </w:pPr>
@@ -1577,6 +1618,7 @@
           </w:tcPr>
           <w:p>
             <w:pPr>
+              <w:keepNext w:val="false"/>
               <w:spacing w:after="40" w:before="0"/>
               <w:jc w:val="left"/>
             </w:pPr>
@@ -1609,6 +1651,7 @@
           </w:tcPr>
           <w:p>
             <w:pPr>
+              <w:keepNext w:val="false"/>
               <w:spacing w:after="40" w:before="0"/>
               <w:jc w:val="left"/>
             </w:pPr>
@@ -1641,6 +1684,7 @@
           </w:tcPr>
           <w:p>
             <w:pPr>
+              <w:keepNext w:val="false"/>
               <w:spacing w:after="40" w:before="0"/>
               <w:jc w:val="left"/>
             </w:pPr>
@@ -1675,6 +1719,7 @@
           </w:tcPr>
           <w:p>
             <w:pPr>
+              <w:keepNext w:val="false"/>
               <w:spacing w:after="40" w:before="0"/>
               <w:jc w:val="left"/>
             </w:pPr>
@@ -1707,6 +1752,7 @@
           </w:tcPr>
           <w:p>
             <w:pPr>
+              <w:keepNext w:val="false"/>
               <w:spacing w:after="40" w:before="0"/>
               <w:jc w:val="left"/>
             </w:pPr>
@@ -1739,6 +1785,7 @@
           </w:tcPr>
           <w:p>
             <w:pPr>
+              <w:keepNext w:val="false"/>
               <w:spacing w:after="40" w:before="0"/>
               <w:jc w:val="left"/>
             </w:pPr>
@@ -1771,6 +1818,7 @@
           </w:tcPr>
           <w:p>
             <w:pPr>
+              <w:keepNext w:val="false"/>
               <w:spacing w:after="40" w:before="0"/>
               <w:jc w:val="left"/>
             </w:pPr>
@@ -1805,6 +1853,7 @@
           </w:tcPr>
           <w:p>
             <w:pPr>
+              <w:keepNext w:val="false"/>
               <w:spacing w:after="40" w:before="0"/>
               <w:jc w:val="left"/>
             </w:pPr>
@@ -1837,6 +1886,7 @@
           </w:tcPr>
           <w:p>
             <w:pPr>
+              <w:keepNext w:val="false"/>
               <w:spacing w:after="40" w:before="0"/>
               <w:jc w:val="left"/>
             </w:pPr>
@@ -1869,6 +1919,7 @@
           </w:tcPr>
           <w:p>
             <w:pPr>
+              <w:keepNext w:val="false"/>
               <w:spacing w:after="40" w:before="0"/>
               <w:jc w:val="left"/>
             </w:pPr>
@@ -1901,6 +1952,7 @@
           </w:tcPr>
           <w:p>
             <w:pPr>
+              <w:keepNext w:val="false"/>
               <w:spacing w:after="40" w:before="0"/>
               <w:jc w:val="left"/>
             </w:pPr>
@@ -2039,7 +2091,7 @@
         </w:rPr>
         <w:t xml:space="preserve">© 2026 SeaVuria and ARES. This work is licensed under a </w:t>
       </w:r>
-      <w:hyperlink w:history="1" r:id="rIdz91jmom3eqvxcx-jmsrd0">
+      <w:hyperlink w:history="1" r:id="rIdd7g7ohlvih2uzqxv5calc">
         <w:r>
           <w:rPr>
             <w:rFonts w:ascii="Arial" w:cs="Arial" w:eastAsia="Arial" w:hAnsi="Arial"/>
@@ -2059,7 +2111,7 @@
         </w:rPr>
         <w:t xml:space="preserve"> (</w:t>
       </w:r>
-      <w:hyperlink w:history="1" r:id="rIdx_bqexowt1lrpql2cfsid">
+      <w:hyperlink w:history="1" r:id="rId6qobo7wdppzmjrt-n_xmt">
         <w:r>
           <w:rPr>
             <w:rFonts w:ascii="Arial" w:cs="Arial" w:eastAsia="Arial" w:hAnsi="Arial"/>
@@ -2079,7 +2131,7 @@
         </w:rPr>
         <w:t xml:space="preserve">). To view a copy of this license, visit </w:t>
       </w:r>
-      <w:hyperlink w:history="1" r:id="rIdzuz13lsj8fnhinrpvy1tf">
+      <w:hyperlink w:history="1" r:id="rIdu-y91yh2nwlogokaojq_y">
         <w:r>
           <w:rPr>
             <w:rFonts w:ascii="Arial" w:cs="Arial" w:eastAsia="Arial" w:hAnsi="Arial"/>

--- a/data/outputs/v2/Physics/SS3.2_Current_Electricity/Physics_Current_Electricity_FinalExplanation.docx
+++ b/data/outputs/v2/Physics/SS3.2_Current_Electricity/Physics_Current_Electricity_FinalExplanation.docx
@@ -2091,7 +2091,7 @@
         </w:rPr>
         <w:t xml:space="preserve">© 2026 SeaVuria and ARES. This work is licensed under a </w:t>
       </w:r>
-      <w:hyperlink w:history="1" r:id="rIdd7g7ohlvih2uzqxv5calc">
+      <w:hyperlink w:history="1" r:id="rIdnxpixow0as1jwfiw4kgtp">
         <w:r>
           <w:rPr>
             <w:rFonts w:ascii="Arial" w:cs="Arial" w:eastAsia="Arial" w:hAnsi="Arial"/>
@@ -2111,7 +2111,7 @@
         </w:rPr>
         <w:t xml:space="preserve"> (</w:t>
       </w:r>
-      <w:hyperlink w:history="1" r:id="rId6qobo7wdppzmjrt-n_xmt">
+      <w:hyperlink w:history="1" r:id="rIdnztma7ofe0go8mex8sjwl">
         <w:r>
           <w:rPr>
             <w:rFonts w:ascii="Arial" w:cs="Arial" w:eastAsia="Arial" w:hAnsi="Arial"/>
@@ -2131,7 +2131,7 @@
         </w:rPr>
         <w:t xml:space="preserve">). To view a copy of this license, visit </w:t>
       </w:r>
-      <w:hyperlink w:history="1" r:id="rIdu-y91yh2nwlogokaojq_y">
+      <w:hyperlink w:history="1" r:id="rIdmrus7mo1uf2s46iejt3ga">
         <w:r>
           <w:rPr>
             <w:rFonts w:ascii="Arial" w:cs="Arial" w:eastAsia="Arial" w:hAnsi="Arial"/>
